--- a/Kviz_cirilica_pitanja_za_kontrolu.docx
+++ b/Kviz_cirilica_pitanja_za_kontrolu.docx
@@ -51,7 +51,7 @@
         <w:t xml:space="preserve">Sadržaj: </w:t>
       </w:r>
       <w:r>
-        <w:t xml:space="preserve">Općenito o ćirilici (10 pitanja) · Ćirilica u Hrvatskoj (25 pitanja) · Spomenici (19 pitanja)</w:t>
+        <w:t xml:space="preserve">Općenito o ćirilici (10 pitanja) · Ćirilica u Hrvatskoj (20 pitanja) · Spomenici (17 pitanja)</w:t>
       </w:r>
     </w:p>
     <w:p>
@@ -795,7 +795,7 @@
         <w:t xml:space="preserve">6. </w:t>
       </w:r>
       <w:r>
-        <w:t xml:space="preserve">Koji se natpis danas smatra najstarijim poznatim ćiriličnim natpisom?</w:t>
+        <w:t xml:space="preserve">Koji se natpis danas smatra najstarijim poznatim ćiriličnim natpisom u svijetu?</w:t>
       </w:r>
     </w:p>
     <w:p>
@@ -3058,7 +3058,7 @@
         <w:t xml:space="preserve">14. </w:t>
       </w:r>
       <w:r>
-        <w:t xml:space="preserve">Tko je bio najplodniji pisar dubrovačke slavenske kancelarije (1392. – 1430.)?</w:t>
+        <w:t xml:space="preserve">Do kada je zabilježena uporaba ćirilice u dubrovačkoj slavenskoj kancelariji?</w:t>
       </w:r>
     </w:p>
     <w:p>
@@ -3075,30 +3075,47 @@
         <w:t xml:space="preserve">A)  </w:t>
       </w:r>
       <w:r>
-        <w:t xml:space="preserve">Nikša Zvijezdić</w:t>
-      </w:r>
-    </w:p>
-    <w:p>
-      <w:pPr>
-        <w:keepNext/>
-        <w:spacing w:after="40"/>
-        <w:ind w:left="360"/>
-      </w:pPr>
-      <w:r>
-        <w:rPr>
-          <w:b/>
-          <w:bCs/>
-          <w:color w:val="2D7A3D"/>
+        <w:t xml:space="preserve">do 1455.</w:t>
+      </w:r>
+    </w:p>
+    <w:p>
+      <w:pPr>
+        <w:keepNext/>
+        <w:spacing w:after="40"/>
+        <w:ind w:left="360"/>
+      </w:pPr>
+      <w:r>
+        <w:rPr>
+          <w:b/>
+          <w:bCs/>
         </w:rPr>
         <w:t xml:space="preserve">B)  </w:t>
       </w:r>
       <w:r>
-        <w:rPr>
-          <w:b/>
-          <w:bCs/>
-          <w:color w:val="2D7A3D"/>
-        </w:rPr>
-        <w:t xml:space="preserve">Rusko Hristoforović</w:t>
+        <w:t xml:space="preserve">do 1512.</w:t>
+      </w:r>
+    </w:p>
+    <w:p>
+      <w:pPr>
+        <w:keepNext/>
+        <w:spacing w:after="40"/>
+        <w:ind w:left="360"/>
+      </w:pPr>
+      <w:r>
+        <w:rPr>
+          <w:b/>
+          <w:bCs/>
+          <w:color w:val="2D7A3D"/>
+        </w:rPr>
+        <w:t xml:space="preserve">C)  </w:t>
+      </w:r>
+      <w:r>
+        <w:rPr>
+          <w:b/>
+          <w:bCs/>
+          <w:color w:val="2D7A3D"/>
+        </w:rPr>
+        <w:t xml:space="preserve">do prosinca 1807.</w:t>
       </w:r>
       <w:r>
         <w:rPr>
@@ -3120,27 +3137,10 @@
           <w:b/>
           <w:bCs/>
         </w:rPr>
-        <w:t xml:space="preserve">C)  </w:t>
-      </w:r>
-      <w:r>
-        <w:t xml:space="preserve">Marinko Cvjetković</w:t>
-      </w:r>
-    </w:p>
-    <w:p>
-      <w:pPr>
-        <w:keepNext/>
-        <w:spacing w:after="40"/>
-        <w:ind w:left="360"/>
-      </w:pPr>
-      <w:r>
-        <w:rPr>
-          <w:b/>
-          <w:bCs/>
-        </w:rPr>
         <w:t xml:space="preserve">D)  </w:t>
       </w:r>
       <w:r>
-        <w:t xml:space="preserve">Stojan de Zepre</w:t>
+        <w:t xml:space="preserve">do 1918.</w:t>
       </w:r>
     </w:p>
     <w:p>
@@ -3159,17 +3159,17 @@
         <w:t xml:space="preserve">Objašnjenje: </w:t>
       </w:r>
       <w:r>
-        <w:t xml:space="preserve">Od 1392. do 1430. najplodniji pisar slavenske kancelarije bio je </w:t>
-      </w:r>
-      <w:r>
-        <w:rPr>
-          <w:b/>
-          <w:bCs/>
-        </w:rPr>
-        <w:t xml:space="preserve">Rusko Hristoforović</w:t>
-      </w:r>
-      <w:r>
-        <w:t xml:space="preserve">, sin liječnika Kristofora iz Beneventa (Paskojević 2024).</w:t>
+        <w:t xml:space="preserve">Uporaba ćirilice zabilježena je sve do </w:t>
+      </w:r>
+      <w:r>
+        <w:rPr>
+          <w:b/>
+          <w:bCs/>
+        </w:rPr>
+        <w:t xml:space="preserve">prosinca 1807.</w:t>
+      </w:r>
+      <w:r>
+        <w:t xml:space="preserve">, kad je grof Natali poslao ćirilično pismo Porti — neprekidna uporaba od najmanje 618 godina potvrđena dokumentima (Paskojević 2024).</w:t>
       </w:r>
     </w:p>
     <w:p>
@@ -3181,24 +3181,38 @@
         <w:t xml:space="preserve">15. </w:t>
       </w:r>
       <w:r>
-        <w:t xml:space="preserve">Do kada je zabilježena uporaba ćirilice u dubrovačkoj slavenskoj kancelariji?</w:t>
-      </w:r>
-    </w:p>
-    <w:p>
-      <w:pPr>
-        <w:keepNext/>
-        <w:spacing w:after="40"/>
-        <w:ind w:left="360"/>
-      </w:pPr>
-      <w:r>
-        <w:rPr>
-          <w:b/>
-          <w:bCs/>
+        <w:t xml:space="preserve">Kada je Dubrovački arhiv u potpunosti preseljen u Beč?</w:t>
+      </w:r>
+    </w:p>
+    <w:p>
+      <w:pPr>
+        <w:keepNext/>
+        <w:spacing w:after="40"/>
+        <w:ind w:left="360"/>
+      </w:pPr>
+      <w:r>
+        <w:rPr>
+          <w:b/>
+          <w:bCs/>
+          <w:color w:val="2D7A3D"/>
         </w:rPr>
         <w:t xml:space="preserve">A)  </w:t>
       </w:r>
       <w:r>
-        <w:t xml:space="preserve">do 1455.</w:t>
+        <w:rPr>
+          <w:b/>
+          <w:bCs/>
+          <w:color w:val="2D7A3D"/>
+        </w:rPr>
+        <w:t xml:space="preserve">1833.</w:t>
+      </w:r>
+      <w:r>
+        <w:rPr>
+          <w:b/>
+          <w:bCs/>
+          <w:color w:val="2D7A3D"/>
+        </w:rPr>
+        <w:t xml:space="preserve">   ✓ (točno)</w:t>
       </w:r>
     </w:p>
     <w:p>
@@ -3215,38 +3229,24 @@
         <w:t xml:space="preserve">B)  </w:t>
       </w:r>
       <w:r>
-        <w:t xml:space="preserve">do 1512.</w:t>
-      </w:r>
-    </w:p>
-    <w:p>
-      <w:pPr>
-        <w:keepNext/>
-        <w:spacing w:after="40"/>
-        <w:ind w:left="360"/>
-      </w:pPr>
-      <w:r>
-        <w:rPr>
-          <w:b/>
-          <w:bCs/>
-          <w:color w:val="2D7A3D"/>
+        <w:t xml:space="preserve">1889.</w:t>
+      </w:r>
+    </w:p>
+    <w:p>
+      <w:pPr>
+        <w:keepNext/>
+        <w:spacing w:after="40"/>
+        <w:ind w:left="360"/>
+      </w:pPr>
+      <w:r>
+        <w:rPr>
+          <w:b/>
+          <w:bCs/>
         </w:rPr>
         <w:t xml:space="preserve">C)  </w:t>
       </w:r>
       <w:r>
-        <w:rPr>
-          <w:b/>
-          <w:bCs/>
-          <w:color w:val="2D7A3D"/>
-        </w:rPr>
-        <w:t xml:space="preserve">do prosinca 1807.</w:t>
-      </w:r>
-      <w:r>
-        <w:rPr>
-          <w:b/>
-          <w:bCs/>
-          <w:color w:val="2D7A3D"/>
-        </w:rPr>
-        <w:t xml:space="preserve">   ✓ (točno)</w:t>
+        <w:t xml:space="preserve">1901.</w:t>
       </w:r>
     </w:p>
     <w:p>
@@ -3263,7 +3263,7 @@
         <w:t xml:space="preserve">D)  </w:t>
       </w:r>
       <w:r>
-        <w:t xml:space="preserve">do 1918.</w:t>
+        <w:t xml:space="preserve">1947.</w:t>
       </w:r>
     </w:p>
     <w:p>
@@ -3282,17 +3282,17 @@
         <w:t xml:space="preserve">Objašnjenje: </w:t>
       </w:r>
       <w:r>
-        <w:t xml:space="preserve">Uporaba ćirilice zabilježena je sve do </w:t>
-      </w:r>
-      <w:r>
-        <w:rPr>
-          <w:b/>
-          <w:bCs/>
-        </w:rPr>
-        <w:t xml:space="preserve">prosinca 1807.</w:t>
-      </w:r>
-      <w:r>
-        <w:t xml:space="preserve">, kad je grof Natali poslao ćirilično pismo Porti — neprekidna uporaba od najmanje 618 godina potvrđena dokumentima (Paskojević 2024).</w:t>
+        <w:t xml:space="preserve">Godine </w:t>
+      </w:r>
+      <w:r>
+        <w:rPr>
+          <w:b/>
+          <w:bCs/>
+        </w:rPr>
+        <w:t xml:space="preserve">1833.</w:t>
+      </w:r>
+      <w:r>
+        <w:t xml:space="preserve"> Dubrovački je arhiv u potpunosti preseljen u Beč; nakon Prvoga svjetskog rata vraćen je Kraljevini Jugoslaviji, a u Dubrovnik napokon 1947. (Čremošnik 1948, prema Paskojević 2024).</w:t>
       </w:r>
     </w:p>
     <w:p>
@@ -3304,30 +3304,47 @@
         <w:t xml:space="preserve">16. </w:t>
       </w:r>
       <w:r>
-        <w:t xml:space="preserve">Kada je Dubrovački arhiv u potpunosti preseljen u Beč?</w:t>
-      </w:r>
-    </w:p>
-    <w:p>
-      <w:pPr>
-        <w:keepNext/>
-        <w:spacing w:after="40"/>
-        <w:ind w:left="360"/>
-      </w:pPr>
-      <w:r>
-        <w:rPr>
-          <w:b/>
-          <w:bCs/>
-          <w:color w:val="2D7A3D"/>
+        <w:t xml:space="preserve">Tko je objavio transliteracije većine ćiriličnih povelja iz Dubrovačkoga arhiva (1929.)?</w:t>
+      </w:r>
+    </w:p>
+    <w:p>
+      <w:pPr>
+        <w:keepNext/>
+        <w:spacing w:after="40"/>
+        <w:ind w:left="360"/>
+      </w:pPr>
+      <w:r>
+        <w:rPr>
+          <w:b/>
+          <w:bCs/>
         </w:rPr>
         <w:t xml:space="preserve">A)  </w:t>
       </w:r>
       <w:r>
-        <w:rPr>
-          <w:b/>
-          <w:bCs/>
-          <w:color w:val="2D7A3D"/>
-        </w:rPr>
-        <w:t xml:space="preserve">1833.</w:t>
+        <w:t xml:space="preserve">Gregor Čremošnik</w:t>
+      </w:r>
+    </w:p>
+    <w:p>
+      <w:pPr>
+        <w:keepNext/>
+        <w:spacing w:after="40"/>
+        <w:ind w:left="360"/>
+      </w:pPr>
+      <w:r>
+        <w:rPr>
+          <w:b/>
+          <w:bCs/>
+          <w:color w:val="2D7A3D"/>
+        </w:rPr>
+        <w:t xml:space="preserve">B)  </w:t>
+      </w:r>
+      <w:r>
+        <w:rPr>
+          <w:b/>
+          <w:bCs/>
+          <w:color w:val="2D7A3D"/>
+        </w:rPr>
+        <w:t xml:space="preserve">Ljubomir Stojanović</w:t>
       </w:r>
       <w:r>
         <w:rPr>
@@ -3349,27 +3366,10 @@
           <w:b/>
           <w:bCs/>
         </w:rPr>
-        <w:t xml:space="preserve">B)  </w:t>
-      </w:r>
-      <w:r>
-        <w:t xml:space="preserve">1889.</w:t>
-      </w:r>
-    </w:p>
-    <w:p>
-      <w:pPr>
-        <w:keepNext/>
-        <w:spacing w:after="40"/>
-        <w:ind w:left="360"/>
-      </w:pPr>
-      <w:r>
-        <w:rPr>
-          <w:b/>
-          <w:bCs/>
-        </w:rPr>
         <w:t xml:space="preserve">C)  </w:t>
       </w:r>
       <w:r>
-        <w:t xml:space="preserve">1901.</w:t>
+        <w:t xml:space="preserve">Vladimir Mošin</w:t>
       </w:r>
     </w:p>
     <w:p>
@@ -3386,7 +3386,7 @@
         <w:t xml:space="preserve">D)  </w:t>
       </w:r>
       <w:r>
-        <w:t xml:space="preserve">1947.</w:t>
+        <w:t xml:space="preserve">Josip Vrana</w:t>
       </w:r>
     </w:p>
     <w:p>
@@ -3405,17 +3405,27 @@
         <w:t xml:space="preserve">Objašnjenje: </w:t>
       </w:r>
       <w:r>
-        <w:t xml:space="preserve">Godine </w:t>
-      </w:r>
-      <w:r>
-        <w:rPr>
-          <w:b/>
-          <w:bCs/>
-        </w:rPr>
-        <w:t xml:space="preserve">1833.</w:t>
-      </w:r>
-      <w:r>
-        <w:t xml:space="preserve"> Dubrovački je arhiv u potpunosti preseljen u Beč; nakon Prvoga svjetskog rata vraćen je Kraljevini Jugoslaviji, a u Dubrovnik napokon 1947. (Čremošnik 1948, prema Paskojević 2024).</w:t>
+        <w:t xml:space="preserve">Srpski filolog i paleograf </w:t>
+      </w:r>
+      <w:r>
+        <w:rPr>
+          <w:b/>
+          <w:bCs/>
+        </w:rPr>
+        <w:t xml:space="preserve">Ljubomir Stojanović</w:t>
+      </w:r>
+      <w:r>
+        <w:t xml:space="preserve"> objavio je u djelu </w:t>
+      </w:r>
+      <w:r>
+        <w:rPr>
+          <w:i/>
+          <w:iCs/>
+        </w:rPr>
+        <w:t xml:space="preserve">Stare srpske povelje i pisma</w:t>
+      </w:r>
+      <w:r>
+        <w:t xml:space="preserve"> (1929.) transliteracije većine ćiriličnih povelja iz Dubrovačkoga arhiva (Paskojević 2024).</w:t>
       </w:r>
     </w:p>
     <w:p>
@@ -3427,7 +3437,7 @@
         <w:t xml:space="preserve">17. </w:t>
       </w:r>
       <w:r>
-        <w:t xml:space="preserve">Tko je objavio transliteracije većine ćiriličnih povelja iz Dubrovačkoga arhiva (1929.)?</w:t>
+        <w:t xml:space="preserve">Sadrži li bosančica slova koja se drugdje u ćirilici ne pojavljuju?</w:t>
       </w:r>
     </w:p>
     <w:p>
@@ -3444,30 +3454,47 @@
         <w:t xml:space="preserve">A)  </w:t>
       </w:r>
       <w:r>
-        <w:t xml:space="preserve">Gregor Čremošnik</w:t>
-      </w:r>
-    </w:p>
-    <w:p>
-      <w:pPr>
-        <w:keepNext/>
-        <w:spacing w:after="40"/>
-        <w:ind w:left="360"/>
-      </w:pPr>
-      <w:r>
-        <w:rPr>
-          <w:b/>
-          <w:bCs/>
-          <w:color w:val="2D7A3D"/>
+        <w:t xml:space="preserve">ne</w:t>
+      </w:r>
+    </w:p>
+    <w:p>
+      <w:pPr>
+        <w:keepNext/>
+        <w:spacing w:after="40"/>
+        <w:ind w:left="360"/>
+      </w:pPr>
+      <w:r>
+        <w:rPr>
+          <w:b/>
+          <w:bCs/>
         </w:rPr>
         <w:t xml:space="preserve">B)  </w:t>
       </w:r>
       <w:r>
-        <w:rPr>
-          <w:b/>
-          <w:bCs/>
-          <w:color w:val="2D7A3D"/>
-        </w:rPr>
-        <w:t xml:space="preserve">Ljubomir Stojanović</w:t>
+        <w:t xml:space="preserve">samo u brojevnome sustavu</w:t>
+      </w:r>
+    </w:p>
+    <w:p>
+      <w:pPr>
+        <w:keepNext/>
+        <w:spacing w:after="40"/>
+        <w:ind w:left="360"/>
+      </w:pPr>
+      <w:r>
+        <w:rPr>
+          <w:b/>
+          <w:bCs/>
+          <w:color w:val="2D7A3D"/>
+        </w:rPr>
+        <w:t xml:space="preserve">C)  </w:t>
+      </w:r>
+      <w:r>
+        <w:rPr>
+          <w:b/>
+          <w:bCs/>
+          <w:color w:val="2D7A3D"/>
+        </w:rPr>
+        <w:t xml:space="preserve">da, u svojoj grafiji</w:t>
       </w:r>
       <w:r>
         <w:rPr>
@@ -3489,27 +3516,10 @@
           <w:b/>
           <w:bCs/>
         </w:rPr>
-        <w:t xml:space="preserve">C)  </w:t>
-      </w:r>
-      <w:r>
-        <w:t xml:space="preserve">Vladimir Mošin</w:t>
-      </w:r>
-    </w:p>
-    <w:p>
-      <w:pPr>
-        <w:keepNext/>
-        <w:spacing w:after="40"/>
-        <w:ind w:left="360"/>
-      </w:pPr>
-      <w:r>
-        <w:rPr>
-          <w:b/>
-          <w:bCs/>
-        </w:rPr>
         <w:t xml:space="preserve">D)  </w:t>
       </w:r>
       <w:r>
-        <w:t xml:space="preserve">Josip Vrana</w:t>
+        <w:t xml:space="preserve">samo u tiskanim knjigama</w:t>
       </w:r>
     </w:p>
     <w:p>
@@ -3528,27 +3538,17 @@
         <w:t xml:space="preserve">Objašnjenje: </w:t>
       </w:r>
       <w:r>
-        <w:t xml:space="preserve">Srpski filolog i paleograf </w:t>
-      </w:r>
-      <w:r>
-        <w:rPr>
-          <w:b/>
-          <w:bCs/>
-        </w:rPr>
-        <w:t xml:space="preserve">Ljubomir Stojanović</w:t>
-      </w:r>
-      <w:r>
-        <w:t xml:space="preserve"> objavio je u djelu </w:t>
-      </w:r>
-      <w:r>
-        <w:rPr>
-          <w:i/>
-          <w:iCs/>
-        </w:rPr>
-        <w:t xml:space="preserve">Stare srpske povelje i pisma</w:t>
-      </w:r>
-      <w:r>
-        <w:t xml:space="preserve"> (1929.) transliteracije većine ćiriličnih povelja iz Dubrovačkoga arhiva (Paskojević 2024).</w:t>
+        <w:t xml:space="preserve">Grafija bosančice sadrži </w:t>
+      </w:r>
+      <w:r>
+        <w:rPr>
+          <w:b/>
+          <w:bCs/>
+        </w:rPr>
+        <w:t xml:space="preserve">slova koja se drugdje u ćirilici ne pojavljuju</w:t>
+      </w:r>
+      <w:r>
+        <w:t xml:space="preserve">. To je jedna od njezinih najvažnijih paleografskih osobitosti.</w:t>
       </w:r>
     </w:p>
     <w:p>
@@ -3560,55 +3560,55 @@
         <w:t xml:space="preserve">18. </w:t>
       </w:r>
       <w:r>
-        <w:t xml:space="preserve">Kakva su slova bosančice u odnosu na ustavne ćirilične oblike?</w:t>
-      </w:r>
-    </w:p>
-    <w:p>
-      <w:pPr>
-        <w:keepNext/>
-        <w:spacing w:after="40"/>
-        <w:ind w:left="360"/>
-      </w:pPr>
-      <w:r>
-        <w:rPr>
-          <w:b/>
-          <w:bCs/>
+        <w:t xml:space="preserve">Koja tri drevna pisma dijele gotovo jednak oblik za slovo „Š" (Ш)?</w:t>
+      </w:r>
+    </w:p>
+    <w:p>
+      <w:pPr>
+        <w:keepNext/>
+        <w:spacing w:after="40"/>
+        <w:ind w:left="360"/>
+      </w:pPr>
+      <w:r>
+        <w:rPr>
+          <w:b/>
+          <w:bCs/>
+          <w:color w:val="2D7A3D"/>
         </w:rPr>
         <w:t xml:space="preserve">A)  </w:t>
       </w:r>
       <w:r>
-        <w:t xml:space="preserve">jednaka</w:t>
-      </w:r>
-    </w:p>
-    <w:p>
-      <w:pPr>
-        <w:keepNext/>
-        <w:spacing w:after="40"/>
-        <w:ind w:left="360"/>
-      </w:pPr>
-      <w:r>
-        <w:rPr>
-          <w:b/>
-          <w:bCs/>
-          <w:color w:val="2D7A3D"/>
+        <w:rPr>
+          <w:b/>
+          <w:bCs/>
+          <w:color w:val="2D7A3D"/>
+        </w:rPr>
+        <w:t xml:space="preserve">Ćirilica, glagoljica i hebrejski alfabet</w:t>
+      </w:r>
+      <w:r>
+        <w:rPr>
+          <w:b/>
+          <w:bCs/>
+          <w:color w:val="2D7A3D"/>
+        </w:rPr>
+        <w:t xml:space="preserve">   ✓ (točno)</w:t>
+      </w:r>
+    </w:p>
+    <w:p>
+      <w:pPr>
+        <w:keepNext/>
+        <w:spacing w:after="40"/>
+        <w:ind w:left="360"/>
+      </w:pPr>
+      <w:r>
+        <w:rPr>
+          <w:b/>
+          <w:bCs/>
         </w:rPr>
         <w:t xml:space="preserve">B)  </w:t>
       </w:r>
       <w:r>
-        <w:rPr>
-          <w:b/>
-          <w:bCs/>
-          <w:color w:val="2D7A3D"/>
-        </w:rPr>
-        <w:t xml:space="preserve">toliko preoblikovana da mala postaju velika i obratno</w:t>
-      </w:r>
-      <w:r>
-        <w:rPr>
-          <w:b/>
-          <w:bCs/>
-          <w:color w:val="2D7A3D"/>
-        </w:rPr>
-        <w:t xml:space="preserve">   ✓ (točno)</w:t>
+        <w:t xml:space="preserve">Armenski alfabet, ćirilica i glagoljica</w:t>
       </w:r>
     </w:p>
     <w:p>
@@ -3625,7 +3625,7 @@
         <w:t xml:space="preserve">C)  </w:t>
       </w:r>
       <w:r>
-        <w:t xml:space="preserve">bez razlika</w:t>
+        <w:t xml:space="preserve">Ćirilica, glagoljica i grčki alfabet</w:t>
       </w:r>
     </w:p>
     <w:p>
@@ -3642,7 +3642,7 @@
         <w:t xml:space="preserve">D)  </w:t>
       </w:r>
       <w:r>
-        <w:t xml:space="preserve">koristi samo tiskana slova</w:t>
+        <w:t xml:space="preserve">Arapsko pismo, ćirilica i glagoljica</w:t>
       </w:r>
     </w:p>
     <w:p>
@@ -3661,7 +3661,17 @@
         <w:t xml:space="preserve">Objašnjenje: </w:t>
       </w:r>
       <w:r>
-        <w:t xml:space="preserve">Slova bosančice toliko su preoblikovana da često prelaze u suprotnost. Mala postaju velika i obratno.</w:t>
+        <w:t xml:space="preserve">Slovo </w:t>
+      </w:r>
+      <w:r>
+        <w:rPr>
+          <w:b/>
+          <w:bCs/>
+        </w:rPr>
+        <w:t xml:space="preserve">Š (Ш)</w:t>
+      </w:r>
+      <w:r>
+        <w:t xml:space="preserve"> gotovo je jednako u ćirilici, glagoljici i hebrejskom alfabetu. To je jedan od zanimljivih primjera sličnosti među drevnim pismima.</w:t>
       </w:r>
     </w:p>
     <w:p>
@@ -3673,7 +3683,7 @@
         <w:t xml:space="preserve">19. </w:t>
       </w:r>
       <w:r>
-        <w:t xml:space="preserve">Koliko nadslovnih znakova ima bosančica u odnosu na uobičajenu ćirilicu?</w:t>
+        <w:t xml:space="preserve">Kada se na području Hrvatske i Bosne razvio bosanički brzopis?</w:t>
       </w:r>
     </w:p>
     <w:p>
@@ -3690,55 +3700,55 @@
         <w:t xml:space="preserve">A)  </w:t>
       </w:r>
       <w:r>
-        <w:t xml:space="preserve">više</w:t>
-      </w:r>
-    </w:p>
-    <w:p>
-      <w:pPr>
-        <w:keepNext/>
-        <w:spacing w:after="40"/>
-        <w:ind w:left="360"/>
-      </w:pPr>
-      <w:r>
-        <w:rPr>
-          <w:b/>
-          <w:bCs/>
+        <w:t xml:space="preserve">prije turskih osvajanja</w:t>
+      </w:r>
+    </w:p>
+    <w:p>
+      <w:pPr>
+        <w:keepNext/>
+        <w:spacing w:after="40"/>
+        <w:ind w:left="360"/>
+      </w:pPr>
+      <w:r>
+        <w:rPr>
+          <w:b/>
+          <w:bCs/>
+          <w:color w:val="2D7A3D"/>
         </w:rPr>
         <w:t xml:space="preserve">B)  </w:t>
       </w:r>
       <w:r>
-        <w:t xml:space="preserve">isto</w:t>
-      </w:r>
-    </w:p>
-    <w:p>
-      <w:pPr>
-        <w:keepNext/>
-        <w:spacing w:after="40"/>
-        <w:ind w:left="360"/>
-      </w:pPr>
-      <w:r>
-        <w:rPr>
-          <w:b/>
-          <w:bCs/>
-          <w:color w:val="2D7A3D"/>
+        <w:rPr>
+          <w:b/>
+          <w:bCs/>
+          <w:color w:val="2D7A3D"/>
+        </w:rPr>
+        <w:t xml:space="preserve">nakon završetka turskih osvajanja</w:t>
+      </w:r>
+      <w:r>
+        <w:rPr>
+          <w:b/>
+          <w:bCs/>
+          <w:color w:val="2D7A3D"/>
+        </w:rPr>
+        <w:t xml:space="preserve">   ✓ (točno)</w:t>
+      </w:r>
+    </w:p>
+    <w:p>
+      <w:pPr>
+        <w:keepNext/>
+        <w:spacing w:after="40"/>
+        <w:ind w:left="360"/>
+      </w:pPr>
+      <w:r>
+        <w:rPr>
+          <w:b/>
+          <w:bCs/>
         </w:rPr>
         <w:t xml:space="preserve">C)  </w:t>
       </w:r>
       <w:r>
-        <w:rPr>
-          <w:b/>
-          <w:bCs/>
-          <w:color w:val="2D7A3D"/>
-        </w:rPr>
-        <w:t xml:space="preserve">samo title. znatno manje</w:t>
-      </w:r>
-      <w:r>
-        <w:rPr>
-          <w:b/>
-          <w:bCs/>
-          <w:color w:val="2D7A3D"/>
-        </w:rPr>
-        <w:t xml:space="preserve">   ✓ (točno)</w:t>
+        <w:t xml:space="preserve">u 12. stoljeću</w:t>
       </w:r>
     </w:p>
     <w:p>
@@ -3755,7 +3765,7 @@
         <w:t xml:space="preserve">D)  </w:t>
       </w:r>
       <w:r>
-        <w:t xml:space="preserve">nema ih</w:t>
+        <w:t xml:space="preserve">u 19. stoljeću</w:t>
       </w:r>
     </w:p>
     <w:p>
@@ -3774,17 +3784,17 @@
         <w:t xml:space="preserve">Objašnjenje: </w:t>
       </w:r>
       <w:r>
-        <w:t xml:space="preserve">U uobičajenoj ćirilici nad slovima je mnogo znakova, u bosančici </w:t>
-      </w:r>
-      <w:r>
-        <w:rPr>
-          <w:b/>
-          <w:bCs/>
-        </w:rPr>
-        <w:t xml:space="preserve">samo title</w:t>
-      </w:r>
-      <w:r>
-        <w:t xml:space="preserve">. To je ključna grafička razlika.</w:t>
+        <w:t xml:space="preserve">Kurziv se nije stigao razviti do konačnoga završetka turskih osvajanja. Nakon toga razvija se </w:t>
+      </w:r>
+      <w:r>
+        <w:rPr>
+          <w:b/>
+          <w:bCs/>
+        </w:rPr>
+        <w:t xml:space="preserve">bosanički brzopis</w:t>
+      </w:r>
+      <w:r>
+        <w:t xml:space="preserve">, koji sadržava osnovne forme minuskule oblikovane prije sloma Bosanskoga Kraljevstva (Paskojević 2024).</w:t>
       </w:r>
     </w:p>
     <w:p>
@@ -3796,7 +3806,7 @@
         <w:t xml:space="preserve">20. </w:t>
       </w:r>
       <w:r>
-        <w:t xml:space="preserve">Sadrži li bosančica slova koja se drugdje u ćirilici ne pojavljuju?</w:t>
+        <w:t xml:space="preserve">Gdje se nalazi najzapadniji zapis ćiriličnih slova na hrvatskim prostorima?</w:t>
       </w:r>
     </w:p>
     <w:p>
@@ -3813,55 +3823,55 @@
         <w:t xml:space="preserve">A)  </w:t>
       </w:r>
       <w:r>
-        <w:t xml:space="preserve">ne</w:t>
-      </w:r>
-    </w:p>
-    <w:p>
-      <w:pPr>
-        <w:keepNext/>
-        <w:spacing w:after="40"/>
-        <w:ind w:left="360"/>
-      </w:pPr>
-      <w:r>
-        <w:rPr>
-          <w:b/>
-          <w:bCs/>
+        <w:t xml:space="preserve">u Bašci na Krku</w:t>
+      </w:r>
+    </w:p>
+    <w:p>
+      <w:pPr>
+        <w:keepNext/>
+        <w:spacing w:after="40"/>
+        <w:ind w:left="360"/>
+      </w:pPr>
+      <w:r>
+        <w:rPr>
+          <w:b/>
+          <w:bCs/>
+          <w:color w:val="2D7A3D"/>
         </w:rPr>
         <w:t xml:space="preserve">B)  </w:t>
       </w:r>
       <w:r>
-        <w:t xml:space="preserve">samo u brojevnome sustavu</w:t>
-      </w:r>
-    </w:p>
-    <w:p>
-      <w:pPr>
-        <w:keepNext/>
-        <w:spacing w:after="40"/>
-        <w:ind w:left="360"/>
-      </w:pPr>
-      <w:r>
-        <w:rPr>
-          <w:b/>
-          <w:bCs/>
-          <w:color w:val="2D7A3D"/>
+        <w:rPr>
+          <w:b/>
+          <w:bCs/>
+          <w:color w:val="2D7A3D"/>
+        </w:rPr>
+        <w:t xml:space="preserve">u Svetom Petru u Šumi u Istri</w:t>
+      </w:r>
+      <w:r>
+        <w:rPr>
+          <w:b/>
+          <w:bCs/>
+          <w:color w:val="2D7A3D"/>
+        </w:rPr>
+        <w:t xml:space="preserve">   ✓ (točno)</w:t>
+      </w:r>
+    </w:p>
+    <w:p>
+      <w:pPr>
+        <w:keepNext/>
+        <w:spacing w:after="40"/>
+        <w:ind w:left="360"/>
+      </w:pPr>
+      <w:r>
+        <w:rPr>
+          <w:b/>
+          <w:bCs/>
         </w:rPr>
         <w:t xml:space="preserve">C)  </w:t>
       </w:r>
       <w:r>
-        <w:rPr>
-          <w:b/>
-          <w:bCs/>
-          <w:color w:val="2D7A3D"/>
-        </w:rPr>
-        <w:t xml:space="preserve">da, u svojoj grafiji</w:t>
-      </w:r>
-      <w:r>
-        <w:rPr>
-          <w:b/>
-          <w:bCs/>
-          <w:color w:val="2D7A3D"/>
-        </w:rPr>
-        <w:t xml:space="preserve">   ✓ (točno)</w:t>
+        <w:t xml:space="preserve">u Kninu</w:t>
       </w:r>
     </w:p>
     <w:p>
@@ -3878,7 +3888,7 @@
         <w:t xml:space="preserve">D)  </w:t>
       </w:r>
       <w:r>
-        <w:t xml:space="preserve">samo u tiskanim knjigama</w:t>
+        <w:t xml:space="preserve">u Plastovu kraj Skradina</w:t>
       </w:r>
     </w:p>
     <w:p>
@@ -3897,17 +3907,40 @@
         <w:t xml:space="preserve">Objašnjenje: </w:t>
       </w:r>
       <w:r>
-        <w:t xml:space="preserve">Grafija bosančice sadrži </w:t>
-      </w:r>
-      <w:r>
-        <w:rPr>
-          <w:b/>
-          <w:bCs/>
-        </w:rPr>
-        <w:t xml:space="preserve">slova koja se drugdje u ćirilici ne pojavljuju</w:t>
-      </w:r>
-      <w:r>
-        <w:t xml:space="preserve">. To je jedna od njezinih najvažnijih paleografskih osobitosti.</w:t>
+        <w:t xml:space="preserve">Riječ AMENЪ na </w:t>
+      </w:r>
+      <w:r>
+        <w:rPr>
+          <w:b/>
+          <w:bCs/>
+        </w:rPr>
+        <w:t xml:space="preserve">Supetarskom ulomku</w:t>
+      </w:r>
+      <w:r>
+        <w:t xml:space="preserve"> iz 12. stoljeća, iz </w:t>
+      </w:r>
+      <w:r>
+        <w:rPr>
+          <w:b/>
+          <w:bCs/>
+        </w:rPr>
+        <w:t xml:space="preserve">Svetoga Petra u Šumi</w:t>
+      </w:r>
+      <w:r>
+        <w:t xml:space="preserve">, najzapadniji je zapis ćiriličnih slova na hrvatskim prostorima (Damjanović 2012).</w:t>
+      </w:r>
+    </w:p>
+    <w:p>
+      <w:r>
+        <w:br w:type="page"/>
+      </w:r>
+    </w:p>
+    <w:p>
+      <w:pPr>
+        <w:pStyle w:val="Heading1"/>
+      </w:pPr>
+      <w:r>
+        <w:t xml:space="preserve">3. Spomenici</w:t>
       </w:r>
     </w:p>
     <w:p>
@@ -3916,10 +3949,10 @@
         <w:keepNext/>
       </w:pPr>
       <w:r>
-        <w:t xml:space="preserve">21. </w:t>
-      </w:r>
-      <w:r>
-        <w:t xml:space="preserve">Kakav je odnos bosančice prema glagoljici?</w:t>
+        <w:t xml:space="preserve">1. </w:t>
+      </w:r>
+      <w:r>
+        <w:t xml:space="preserve">Koji je najstariji datirani cjeloviti hrvatski ćirilični natpis?</w:t>
       </w:r>
     </w:p>
     <w:p>
@@ -3936,30 +3969,47 @@
         <w:t xml:space="preserve">A)  </w:t>
       </w:r>
       <w:r>
-        <w:t xml:space="preserve">Nema veze</w:t>
-      </w:r>
-    </w:p>
-    <w:p>
-      <w:pPr>
-        <w:keepNext/>
-        <w:spacing w:after="40"/>
-        <w:ind w:left="360"/>
-      </w:pPr>
-      <w:r>
-        <w:rPr>
-          <w:b/>
-          <w:bCs/>
-          <w:color w:val="2D7A3D"/>
+        <w:t xml:space="preserve">Bašćanska ploča</w:t>
+      </w:r>
+    </w:p>
+    <w:p>
+      <w:pPr>
+        <w:keepNext/>
+        <w:spacing w:after="40"/>
+        <w:ind w:left="360"/>
+      </w:pPr>
+      <w:r>
+        <w:rPr>
+          <w:b/>
+          <w:bCs/>
         </w:rPr>
         <w:t xml:space="preserve">B)  </w:t>
       </w:r>
       <w:r>
-        <w:rPr>
-          <w:b/>
-          <w:bCs/>
-          <w:color w:val="2D7A3D"/>
-        </w:rPr>
-        <w:t xml:space="preserve">Općenito je izražen utjecaj glagoljice. Na slova i brojevni sustav</w:t>
+        <w:t xml:space="preserve">Humačka ploča</w:t>
+      </w:r>
+    </w:p>
+    <w:p>
+      <w:pPr>
+        <w:keepNext/>
+        <w:spacing w:after="40"/>
+        <w:ind w:left="360"/>
+      </w:pPr>
+      <w:r>
+        <w:rPr>
+          <w:b/>
+          <w:bCs/>
+          <w:color w:val="2D7A3D"/>
+        </w:rPr>
+        <w:t xml:space="preserve">C)  </w:t>
+      </w:r>
+      <w:r>
+        <w:rPr>
+          <w:b/>
+          <w:bCs/>
+          <w:color w:val="2D7A3D"/>
+        </w:rPr>
+        <w:t xml:space="preserve">Povaljski prag</w:t>
       </w:r>
       <w:r>
         <w:rPr>
@@ -3981,10 +4031,135 @@
           <w:b/>
           <w:bCs/>
         </w:rPr>
+        <w:t xml:space="preserve">D)  </w:t>
+      </w:r>
+      <w:r>
+        <w:t xml:space="preserve">Povelja Kulina bana</w:t>
+      </w:r>
+    </w:p>
+    <w:p>
+      <w:pPr>
+        <w:pBdr>
+          <w:left w:val="single" w:color="B8860B" w:sz="12" w:space="8"/>
+        </w:pBdr>
+        <w:spacing w:after="40" w:before="100"/>
+        <w:ind w:left="360"/>
+      </w:pPr>
+      <w:r>
+        <w:rPr>
+          <w:b/>
+          <w:bCs/>
+        </w:rPr>
+        <w:t xml:space="preserve">Objašnjenje: </w:t>
+      </w:r>
+      <w:r>
+        <w:rPr>
+          <w:b/>
+          <w:bCs/>
+        </w:rPr>
+        <w:t xml:space="preserve">Povaljski prag</w:t>
+      </w:r>
+      <w:r>
+        <w:t xml:space="preserve"> iz 1184. najstariji je datirani cjeloviti hrvatski ćirilični natpis.</w:t>
+      </w:r>
+    </w:p>
+    <w:p>
+      <w:pPr>
+        <w:spacing w:after="200"/>
+        <w:ind w:left="360"/>
+      </w:pPr>
+      <w:r>
+        <w:rPr>
+          <w:b/>
+          <w:bCs/>
+          <w:color w:val="555555"/>
+        </w:rPr>
+        <w:t xml:space="preserve">Slika: </w:t>
+      </w:r>
+      <w:r>
+        <w:rPr>
+          <w:i/>
+          <w:iCs/>
+          <w:color w:val="555555"/>
+        </w:rPr>
+        <w:t xml:space="preserve">Povaljski prag (1184.), najstariji datirani cjeloviti hrvatski ćirilični natpis.  [slike/Povaljski-prag.jpg]</w:t>
+      </w:r>
+    </w:p>
+    <w:p>
+      <w:pPr>
+        <w:pStyle w:val="Heading2"/>
+        <w:keepNext/>
+      </w:pPr>
+      <w:r>
+        <w:t xml:space="preserve">2. </w:t>
+      </w:r>
+      <w:r>
+        <w:t xml:space="preserve">Koje je godine napisana Povelja Kulina bana?</w:t>
+      </w:r>
+    </w:p>
+    <w:p>
+      <w:pPr>
+        <w:keepNext/>
+        <w:spacing w:after="40"/>
+        <w:ind w:left="360"/>
+      </w:pPr>
+      <w:r>
+        <w:rPr>
+          <w:b/>
+          <w:bCs/>
+        </w:rPr>
+        <w:t xml:space="preserve">A)  </w:t>
+      </w:r>
+      <w:r>
+        <w:t xml:space="preserve">1180.</w:t>
+      </w:r>
+    </w:p>
+    <w:p>
+      <w:pPr>
+        <w:keepNext/>
+        <w:spacing w:after="40"/>
+        <w:ind w:left="360"/>
+      </w:pPr>
+      <w:r>
+        <w:rPr>
+          <w:b/>
+          <w:bCs/>
+        </w:rPr>
+        <w:t xml:space="preserve">B)  </w:t>
+      </w:r>
+      <w:r>
+        <w:t xml:space="preserve">1184.</w:t>
+      </w:r>
+    </w:p>
+    <w:p>
+      <w:pPr>
+        <w:keepNext/>
+        <w:spacing w:after="40"/>
+        <w:ind w:left="360"/>
+      </w:pPr>
+      <w:r>
+        <w:rPr>
+          <w:b/>
+          <w:bCs/>
+          <w:color w:val="2D7A3D"/>
+        </w:rPr>
         <w:t xml:space="preserve">C)  </w:t>
       </w:r>
       <w:r>
-        <w:t xml:space="preserve">Bosančica je izravno nastala iz glagoljice</w:t>
+        <w:rPr>
+          <w:b/>
+          <w:bCs/>
+          <w:color w:val="2D7A3D"/>
+        </w:rPr>
+        <w:t xml:space="preserve">1189.</w:t>
+      </w:r>
+      <w:r>
+        <w:rPr>
+          <w:b/>
+          <w:bCs/>
+          <w:color w:val="2D7A3D"/>
+        </w:rPr>
+        <w:t xml:space="preserve">   ✓ (točno)</w:t>
       </w:r>
     </w:p>
     <w:p>
@@ -4001,7 +4176,433 @@
         <w:t xml:space="preserve">D)  </w:t>
       </w:r>
       <w:r>
-        <w:t xml:space="preserve">Samo su brojevi isti</w:t>
+        <w:t xml:space="preserve">1250.</w:t>
+      </w:r>
+    </w:p>
+    <w:p>
+      <w:pPr>
+        <w:pBdr>
+          <w:left w:val="single" w:color="B8860B" w:sz="12" w:space="8"/>
+        </w:pBdr>
+        <w:spacing w:after="40" w:before="100"/>
+        <w:ind w:left="360"/>
+      </w:pPr>
+      <w:r>
+        <w:rPr>
+          <w:b/>
+          <w:bCs/>
+        </w:rPr>
+        <w:t xml:space="preserve">Objašnjenje: </w:t>
+      </w:r>
+      <w:r>
+        <w:rPr>
+          <w:b/>
+          <w:bCs/>
+        </w:rPr>
+        <w:t xml:space="preserve">Povelja Kulina bana</w:t>
+      </w:r>
+      <w:r>
+        <w:t xml:space="preserve"> iz 1189. Pergamentni je dokument koji svjedoči o postojanju dubrovačke slavenske kancelarije već krajem 12. stoljeća.</w:t>
+      </w:r>
+    </w:p>
+    <w:p>
+      <w:pPr>
+        <w:spacing w:after="200"/>
+        <w:ind w:left="360"/>
+      </w:pPr>
+      <w:r>
+        <w:rPr>
+          <w:b/>
+          <w:bCs/>
+          <w:color w:val="555555"/>
+        </w:rPr>
+        <w:t xml:space="preserve">Slika: </w:t>
+      </w:r>
+      <w:r>
+        <w:rPr>
+          <w:i/>
+          <w:iCs/>
+          <w:color w:val="555555"/>
+        </w:rPr>
+        <w:t xml:space="preserve">Povelja Kulina bana (1189.), najstariji sačuvani bosanski diplomatski dokument.  [slike/povelja-kulina-bana.jpg]</w:t>
+      </w:r>
+    </w:p>
+    <w:p>
+      <w:pPr>
+        <w:pStyle w:val="Heading2"/>
+        <w:keepNext/>
+      </w:pPr>
+      <w:r>
+        <w:t xml:space="preserve">3. </w:t>
+      </w:r>
+      <w:r>
+        <w:t xml:space="preserve">Koji je najstariji sačuvani dokument pisan hrvatskom ćirilicom?</w:t>
+      </w:r>
+    </w:p>
+    <w:p>
+      <w:pPr>
+        <w:keepNext/>
+        <w:spacing w:after="40"/>
+        <w:ind w:left="360"/>
+      </w:pPr>
+      <w:r>
+        <w:rPr>
+          <w:b/>
+          <w:bCs/>
+        </w:rPr>
+        <w:t xml:space="preserve">A)  </w:t>
+      </w:r>
+      <w:r>
+        <w:t xml:space="preserve">Povelja Kulina bana</w:t>
+      </w:r>
+    </w:p>
+    <w:p>
+      <w:pPr>
+        <w:keepNext/>
+        <w:spacing w:after="40"/>
+        <w:ind w:left="360"/>
+      </w:pPr>
+      <w:r>
+        <w:rPr>
+          <w:b/>
+          <w:bCs/>
+        </w:rPr>
+        <w:t xml:space="preserve">B)  </w:t>
+      </w:r>
+      <w:r>
+        <w:t xml:space="preserve">Humačka ploča</w:t>
+      </w:r>
+    </w:p>
+    <w:p>
+      <w:pPr>
+        <w:keepNext/>
+        <w:spacing w:after="40"/>
+        <w:ind w:left="360"/>
+      </w:pPr>
+      <w:r>
+        <w:rPr>
+          <w:b/>
+          <w:bCs/>
+          <w:color w:val="2D7A3D"/>
+        </w:rPr>
+        <w:t xml:space="preserve">C)  </w:t>
+      </w:r>
+      <w:r>
+        <w:rPr>
+          <w:b/>
+          <w:bCs/>
+          <w:color w:val="2D7A3D"/>
+        </w:rPr>
+        <w:t xml:space="preserve">Povaljska listina</w:t>
+      </w:r>
+      <w:r>
+        <w:rPr>
+          <w:b/>
+          <w:bCs/>
+          <w:color w:val="2D7A3D"/>
+        </w:rPr>
+        <w:t xml:space="preserve">   ✓ (točno)</w:t>
+      </w:r>
+    </w:p>
+    <w:p>
+      <w:pPr>
+        <w:keepNext/>
+        <w:spacing w:after="40"/>
+        <w:ind w:left="360"/>
+      </w:pPr>
+      <w:r>
+        <w:rPr>
+          <w:b/>
+          <w:bCs/>
+        </w:rPr>
+        <w:t xml:space="preserve">D)  </w:t>
+      </w:r>
+      <w:r>
+        <w:t xml:space="preserve">Poljički statut</w:t>
+      </w:r>
+    </w:p>
+    <w:p>
+      <w:pPr>
+        <w:pBdr>
+          <w:left w:val="single" w:color="B8860B" w:sz="12" w:space="8"/>
+        </w:pBdr>
+        <w:spacing w:after="40" w:before="100"/>
+        <w:ind w:left="360"/>
+      </w:pPr>
+      <w:r>
+        <w:rPr>
+          <w:b/>
+          <w:bCs/>
+        </w:rPr>
+        <w:t xml:space="preserve">Objašnjenje: </w:t>
+      </w:r>
+      <w:r>
+        <w:rPr>
+          <w:b/>
+          <w:bCs/>
+        </w:rPr>
+        <w:t xml:space="preserve">Povaljska listina</w:t>
+      </w:r>
+      <w:r>
+        <w:t xml:space="preserve"> iz 1250. najstariji je sačuvani dokument pisan hrvatskom ćirilicom. Prijepis posjedovne isprave benediktinskog samostana u Povljima na Braču.</w:t>
+      </w:r>
+    </w:p>
+    <w:p>
+      <w:pPr>
+        <w:spacing w:after="200"/>
+        <w:ind w:left="360"/>
+      </w:pPr>
+      <w:r>
+        <w:rPr>
+          <w:b/>
+          <w:bCs/>
+          <w:color w:val="555555"/>
+        </w:rPr>
+        <w:t xml:space="preserve">Slika: </w:t>
+      </w:r>
+      <w:r>
+        <w:rPr>
+          <w:i/>
+          <w:iCs/>
+          <w:color w:val="555555"/>
+        </w:rPr>
+        <w:t xml:space="preserve">Lijevo: Povaljska listina (1250.), najstariji sačuvani dokument pisan hrvatskom ćirilicom. Desno: Poljički statut (1440.), pravni spomenik pisan bosančicom.  [slike/povaljska-poljicki-kolaz.jpg]</w:t>
+      </w:r>
+    </w:p>
+    <w:p>
+      <w:pPr>
+        <w:pStyle w:val="Heading2"/>
+        <w:keepNext/>
+      </w:pPr>
+      <w:r>
+        <w:t xml:space="preserve">4. </w:t>
+      </w:r>
+      <w:r>
+        <w:t xml:space="preserve">Za koga je pisan Hvalov zbornik?</w:t>
+      </w:r>
+    </w:p>
+    <w:p>
+      <w:pPr>
+        <w:keepNext/>
+        <w:spacing w:after="40"/>
+        <w:ind w:left="360"/>
+      </w:pPr>
+      <w:r>
+        <w:rPr>
+          <w:b/>
+          <w:bCs/>
+        </w:rPr>
+        <w:t xml:space="preserve">A)  </w:t>
+      </w:r>
+      <w:r>
+        <w:t xml:space="preserve">Za kralja Zvonimira</w:t>
+      </w:r>
+    </w:p>
+    <w:p>
+      <w:pPr>
+        <w:keepNext/>
+        <w:spacing w:after="40"/>
+        <w:ind w:left="360"/>
+      </w:pPr>
+      <w:r>
+        <w:rPr>
+          <w:b/>
+          <w:bCs/>
+        </w:rPr>
+        <w:t xml:space="preserve">B)  </w:t>
+      </w:r>
+      <w:r>
+        <w:t xml:space="preserve">Za bana Kulina</w:t>
+      </w:r>
+    </w:p>
+    <w:p>
+      <w:pPr>
+        <w:keepNext/>
+        <w:spacing w:after="40"/>
+        <w:ind w:left="360"/>
+      </w:pPr>
+      <w:r>
+        <w:rPr>
+          <w:b/>
+          <w:bCs/>
+          <w:color w:val="2D7A3D"/>
+        </w:rPr>
+        <w:t xml:space="preserve">C)  </w:t>
+      </w:r>
+      <w:r>
+        <w:rPr>
+          <w:b/>
+          <w:bCs/>
+          <w:color w:val="2D7A3D"/>
+        </w:rPr>
+        <w:t xml:space="preserve">Za hercega Hrvoja Vukčića Hrvatinića</w:t>
+      </w:r>
+      <w:r>
+        <w:rPr>
+          <w:b/>
+          <w:bCs/>
+          <w:color w:val="2D7A3D"/>
+        </w:rPr>
+        <w:t xml:space="preserve">   ✓ (točno)</w:t>
+      </w:r>
+    </w:p>
+    <w:p>
+      <w:pPr>
+        <w:keepNext/>
+        <w:spacing w:after="40"/>
+        <w:ind w:left="360"/>
+      </w:pPr>
+      <w:r>
+        <w:rPr>
+          <w:b/>
+          <w:bCs/>
+        </w:rPr>
+        <w:t xml:space="preserve">D)  </w:t>
+      </w:r>
+      <w:r>
+        <w:t xml:space="preserve">Za kralja Tomislava</w:t>
+      </w:r>
+    </w:p>
+    <w:p>
+      <w:pPr>
+        <w:pBdr>
+          <w:left w:val="single" w:color="B8860B" w:sz="12" w:space="8"/>
+        </w:pBdr>
+        <w:spacing w:after="40" w:before="100"/>
+        <w:ind w:left="360"/>
+      </w:pPr>
+      <w:r>
+        <w:rPr>
+          <w:b/>
+          <w:bCs/>
+        </w:rPr>
+        <w:t xml:space="preserve">Objašnjenje: </w:t>
+      </w:r>
+      <w:r>
+        <w:rPr>
+          <w:b/>
+          <w:bCs/>
+        </w:rPr>
+        <w:t xml:space="preserve">Hvalov zbornik</w:t>
+      </w:r>
+      <w:r>
+        <w:t xml:space="preserve"> (~1404.) iluminirani je rukopis pisan za hercega Hrvoja Vukčića Hrvatinića, vjerojatno u njegovoj rezidenciji u Omišu.</w:t>
+      </w:r>
+    </w:p>
+    <w:p>
+      <w:pPr>
+        <w:spacing w:after="200"/>
+        <w:ind w:left="360"/>
+      </w:pPr>
+      <w:r>
+        <w:rPr>
+          <w:b/>
+          <w:bCs/>
+          <w:color w:val="555555"/>
+        </w:rPr>
+        <w:t xml:space="preserve">Slika: </w:t>
+      </w:r>
+      <w:r>
+        <w:rPr>
+          <w:i/>
+          <w:iCs/>
+          <w:color w:val="555555"/>
+        </w:rPr>
+        <w:t xml:space="preserve">Herceg Hrvoje Vukčić Hrvatinić, ilustracija iz Hrvojeva misala.  [slike/Hrvoje_Vukcic_Hrvatinic.jpg]</w:t>
+      </w:r>
+    </w:p>
+    <w:p>
+      <w:pPr>
+        <w:pStyle w:val="Heading2"/>
+        <w:keepNext/>
+      </w:pPr>
+      <w:r>
+        <w:t xml:space="preserve">5. </w:t>
+      </w:r>
+      <w:r>
+        <w:t xml:space="preserve">Koja je prva hrvatska ćirilička tiskana knjiga?</w:t>
+      </w:r>
+    </w:p>
+    <w:p>
+      <w:pPr>
+        <w:keepNext/>
+        <w:spacing w:after="40"/>
+        <w:ind w:left="360"/>
+      </w:pPr>
+      <w:r>
+        <w:rPr>
+          <w:b/>
+          <w:bCs/>
+        </w:rPr>
+        <w:t xml:space="preserve">A)  </w:t>
+      </w:r>
+      <w:r>
+        <w:t xml:space="preserve">Nauk karstianski</w:t>
+      </w:r>
+    </w:p>
+    <w:p>
+      <w:pPr>
+        <w:keepNext/>
+        <w:spacing w:after="40"/>
+        <w:ind w:left="360"/>
+      </w:pPr>
+      <w:r>
+        <w:rPr>
+          <w:b/>
+          <w:bCs/>
+        </w:rPr>
+        <w:t xml:space="preserve">B)  </w:t>
+      </w:r>
+      <w:r>
+        <w:t xml:space="preserve">Libro od mnozijeh razloga</w:t>
+      </w:r>
+    </w:p>
+    <w:p>
+      <w:pPr>
+        <w:keepNext/>
+        <w:spacing w:after="40"/>
+        <w:ind w:left="360"/>
+      </w:pPr>
+      <w:r>
+        <w:rPr>
+          <w:b/>
+          <w:bCs/>
+          <w:color w:val="2D7A3D"/>
+        </w:rPr>
+        <w:t xml:space="preserve">C)  </w:t>
+      </w:r>
+      <w:r>
+        <w:rPr>
+          <w:b/>
+          <w:bCs/>
+          <w:color w:val="2D7A3D"/>
+        </w:rPr>
+        <w:t xml:space="preserve">Ofičje Blažene Djeve Marije</w:t>
+      </w:r>
+      <w:r>
+        <w:rPr>
+          <w:b/>
+          <w:bCs/>
+          <w:color w:val="2D7A3D"/>
+        </w:rPr>
+        <w:t xml:space="preserve">   ✓ (točno)</w:t>
+      </w:r>
+    </w:p>
+    <w:p>
+      <w:pPr>
+        <w:keepNext/>
+        <w:spacing w:after="40"/>
+        <w:ind w:left="360"/>
+      </w:pPr>
+      <w:r>
+        <w:rPr>
+          <w:b/>
+          <w:bCs/>
+        </w:rPr>
+        <w:t xml:space="preserve">D)  </w:t>
+      </w:r>
+      <w:r>
+        <w:t xml:space="preserve">Poljički statut</w:t>
       </w:r>
     </w:p>
     <w:p>
@@ -4020,17 +4621,17 @@
         <w:t xml:space="preserve">Objašnjenje: </w:t>
       </w:r>
       <w:r>
-        <w:t xml:space="preserve">Općenito je izražen </w:t>
-      </w:r>
-      <w:r>
-        <w:rPr>
-          <w:b/>
-          <w:bCs/>
-        </w:rPr>
-        <w:t xml:space="preserve">utjecaj glagoljice</w:t>
-      </w:r>
-      <w:r>
-        <w:t xml:space="preserve"> na bosančicu. Brojevni sustav je pod utjecajem glagoljice, ali u cjelini se ne poklapa ni s ćirilicom ni s glagoljicom.</w:t>
+        <w:t xml:space="preserve">Prvo hrvatskoćirilično tiskano izdanje: </w:t>
+      </w:r>
+      <w:r>
+        <w:rPr>
+          <w:b/>
+          <w:bCs/>
+        </w:rPr>
+        <w:t xml:space="preserve">Ofičje Blažene Djeve Marije</w:t>
+      </w:r>
+      <w:r>
+        <w:t xml:space="preserve">, Venecija 1512.</w:t>
       </w:r>
     </w:p>
     <w:p>
@@ -4039,33 +4640,50 @@
         <w:keepNext/>
       </w:pPr>
       <w:r>
-        <w:t xml:space="preserve">22. </w:t>
-      </w:r>
-      <w:r>
-        <w:t xml:space="preserve">Koja tri drevna pisma dijele gotovo jednak oblik za slovo „Š" (Ш)?</w:t>
-      </w:r>
-    </w:p>
-    <w:p>
-      <w:pPr>
-        <w:keepNext/>
-        <w:spacing w:after="40"/>
-        <w:ind w:left="360"/>
-      </w:pPr>
-      <w:r>
-        <w:rPr>
-          <w:b/>
-          <w:bCs/>
-          <w:color w:val="2D7A3D"/>
+        <w:t xml:space="preserve">6. </w:t>
+      </w:r>
+      <w:r>
+        <w:t xml:space="preserve">Koji je pravni spomenik iz 1440. pisan bosančicom?</w:t>
+      </w:r>
+    </w:p>
+    <w:p>
+      <w:pPr>
+        <w:keepNext/>
+        <w:spacing w:after="40"/>
+        <w:ind w:left="360"/>
+      </w:pPr>
+      <w:r>
+        <w:rPr>
+          <w:b/>
+          <w:bCs/>
         </w:rPr>
         <w:t xml:space="preserve">A)  </w:t>
       </w:r>
       <w:r>
-        <w:rPr>
-          <w:b/>
-          <w:bCs/>
-          <w:color w:val="2D7A3D"/>
-        </w:rPr>
-        <w:t xml:space="preserve">Ćirilica, glagoljica i hebrejski alfabet</w:t>
+        <w:t xml:space="preserve">Vinodolski zakon</w:t>
+      </w:r>
+    </w:p>
+    <w:p>
+      <w:pPr>
+        <w:keepNext/>
+        <w:spacing w:after="40"/>
+        <w:ind w:left="360"/>
+      </w:pPr>
+      <w:r>
+        <w:rPr>
+          <w:b/>
+          <w:bCs/>
+          <w:color w:val="2D7A3D"/>
+        </w:rPr>
+        <w:t xml:space="preserve">B)  </w:t>
+      </w:r>
+      <w:r>
+        <w:rPr>
+          <w:b/>
+          <w:bCs/>
+          <w:color w:val="2D7A3D"/>
+        </w:rPr>
+        <w:t xml:space="preserve">Poljički statut</w:t>
       </w:r>
       <w:r>
         <w:rPr>
@@ -4087,27 +4705,162 @@
           <w:b/>
           <w:bCs/>
         </w:rPr>
+        <w:t xml:space="preserve">C)  </w:t>
+      </w:r>
+      <w:r>
+        <w:t xml:space="preserve">Kulinova povelja</w:t>
+      </w:r>
+    </w:p>
+    <w:p>
+      <w:pPr>
+        <w:keepNext/>
+        <w:spacing w:after="40"/>
+        <w:ind w:left="360"/>
+      </w:pPr>
+      <w:r>
+        <w:rPr>
+          <w:b/>
+          <w:bCs/>
+        </w:rPr>
+        <w:t xml:space="preserve">D)  </w:t>
+      </w:r>
+      <w:r>
+        <w:t xml:space="preserve">Statut Dubrovnika</w:t>
+      </w:r>
+    </w:p>
+    <w:p>
+      <w:pPr>
+        <w:pBdr>
+          <w:left w:val="single" w:color="B8860B" w:sz="12" w:space="8"/>
+        </w:pBdr>
+        <w:spacing w:after="40" w:before="100"/>
+        <w:ind w:left="360"/>
+      </w:pPr>
+      <w:r>
+        <w:rPr>
+          <w:b/>
+          <w:bCs/>
+        </w:rPr>
+        <w:t xml:space="preserve">Objašnjenje: </w:t>
+      </w:r>
+      <w:r>
+        <w:rPr>
+          <w:b/>
+          <w:bCs/>
+        </w:rPr>
+        <w:t xml:space="preserve">Poljički statut</w:t>
+      </w:r>
+      <w:r>
+        <w:t xml:space="preserve"> (1440.) istaknut je pravni spomenik. Poljičani su u njemu ćirilicu nazivali </w:t>
+      </w:r>
+      <w:r>
+        <w:rPr>
+          <w:i/>
+          <w:iCs/>
+        </w:rPr>
+        <w:t xml:space="preserve">glagoljicom</w:t>
+      </w:r>
+      <w:r>
+        <w:t xml:space="preserve">.</w:t>
+      </w:r>
+    </w:p>
+    <w:p>
+      <w:pPr>
+        <w:spacing w:after="200"/>
+        <w:ind w:left="360"/>
+      </w:pPr>
+      <w:r>
+        <w:rPr>
+          <w:b/>
+          <w:bCs/>
+          <w:color w:val="555555"/>
+        </w:rPr>
+        <w:t xml:space="preserve">Slika: </w:t>
+      </w:r>
+      <w:r>
+        <w:rPr>
+          <w:i/>
+          <w:iCs/>
+          <w:color w:val="555555"/>
+        </w:rPr>
+        <w:t xml:space="preserve">Poljički statut (1440.), pravni spomenik pisan bosančicom.  [slike/poljicki-statut.jpg]</w:t>
+      </w:r>
+    </w:p>
+    <w:p>
+      <w:pPr>
+        <w:pStyle w:val="Heading2"/>
+        <w:keepNext/>
+      </w:pPr>
+      <w:r>
+        <w:t xml:space="preserve">7. </w:t>
+      </w:r>
+      <w:r>
+        <w:t xml:space="preserve">Na kojem se otoku nalaze Povaljska listina i Povaljski prag?</w:t>
+      </w:r>
+    </w:p>
+    <w:p>
+      <w:pPr>
+        <w:keepNext/>
+        <w:spacing w:after="40"/>
+        <w:ind w:left="360"/>
+      </w:pPr>
+      <w:r>
+        <w:rPr>
+          <w:b/>
+          <w:bCs/>
+        </w:rPr>
+        <w:t xml:space="preserve">A)  </w:t>
+      </w:r>
+      <w:r>
+        <w:t xml:space="preserve">Hvaru</w:t>
+      </w:r>
+    </w:p>
+    <w:p>
+      <w:pPr>
+        <w:keepNext/>
+        <w:spacing w:after="40"/>
+        <w:ind w:left="360"/>
+      </w:pPr>
+      <w:r>
+        <w:rPr>
+          <w:b/>
+          <w:bCs/>
+        </w:rPr>
         <w:t xml:space="preserve">B)  </w:t>
       </w:r>
       <w:r>
-        <w:t xml:space="preserve">Armenski alfabet, ćirilica i glagoljica</w:t>
-      </w:r>
-    </w:p>
-    <w:p>
-      <w:pPr>
-        <w:keepNext/>
-        <w:spacing w:after="40"/>
-        <w:ind w:left="360"/>
-      </w:pPr>
-      <w:r>
-        <w:rPr>
-          <w:b/>
-          <w:bCs/>
+        <w:t xml:space="preserve">Korčuli</w:t>
+      </w:r>
+    </w:p>
+    <w:p>
+      <w:pPr>
+        <w:keepNext/>
+        <w:spacing w:after="40"/>
+        <w:ind w:left="360"/>
+      </w:pPr>
+      <w:r>
+        <w:rPr>
+          <w:b/>
+          <w:bCs/>
+          <w:color w:val="2D7A3D"/>
         </w:rPr>
         <w:t xml:space="preserve">C)  </w:t>
       </w:r>
       <w:r>
-        <w:t xml:space="preserve">Ćirilica, glagoljica i grčki alfabet</w:t>
+        <w:rPr>
+          <w:b/>
+          <w:bCs/>
+          <w:color w:val="2D7A3D"/>
+        </w:rPr>
+        <w:t xml:space="preserve">Braču</w:t>
+      </w:r>
+      <w:r>
+        <w:rPr>
+          <w:b/>
+          <w:bCs/>
+          <w:color w:val="2D7A3D"/>
+        </w:rPr>
+        <w:t xml:space="preserve">   ✓ (točno)</w:t>
       </w:r>
     </w:p>
     <w:p>
@@ -4124,7 +4877,895 @@
         <w:t xml:space="preserve">D)  </w:t>
       </w:r>
       <w:r>
-        <w:t xml:space="preserve">Arapsko pismo, ćirilica i glagoljica</w:t>
+        <w:t xml:space="preserve">Visu</w:t>
+      </w:r>
+    </w:p>
+    <w:p>
+      <w:pPr>
+        <w:pBdr>
+          <w:left w:val="single" w:color="B8860B" w:sz="12" w:space="8"/>
+        </w:pBdr>
+        <w:spacing w:after="40" w:before="100"/>
+        <w:ind w:left="360"/>
+      </w:pPr>
+      <w:r>
+        <w:rPr>
+          <w:b/>
+          <w:bCs/>
+        </w:rPr>
+        <w:t xml:space="preserve">Objašnjenje: </w:t>
+      </w:r>
+      <w:r>
+        <w:t xml:space="preserve">Oba spomenika pronađena su u mjestu </w:t>
+      </w:r>
+      <w:r>
+        <w:rPr>
+          <w:b/>
+          <w:bCs/>
+        </w:rPr>
+        <w:t xml:space="preserve">Povlja</w:t>
+      </w:r>
+      <w:r>
+        <w:t xml:space="preserve"> na otoku </w:t>
+      </w:r>
+      <w:r>
+        <w:rPr>
+          <w:b/>
+          <w:bCs/>
+        </w:rPr>
+        <w:t xml:space="preserve">Braču</w:t>
+      </w:r>
+      <w:r>
+        <w:t xml:space="preserve">.</w:t>
+      </w:r>
+    </w:p>
+    <w:p>
+      <w:pPr>
+        <w:spacing w:after="200"/>
+        <w:ind w:left="360"/>
+      </w:pPr>
+      <w:r>
+        <w:rPr>
+          <w:b/>
+          <w:bCs/>
+          <w:color w:val="555555"/>
+        </w:rPr>
+        <w:t xml:space="preserve">Slika: </w:t>
+      </w:r>
+      <w:r>
+        <w:rPr>
+          <w:i/>
+          <w:iCs/>
+          <w:color w:val="555555"/>
+        </w:rPr>
+        <w:t xml:space="preserve">Povlja na otoku Braču, mjesto u kojem su pronađeni Povaljska listina i Povaljski prag.  [slike/Povlja.JPG]</w:t>
+      </w:r>
+    </w:p>
+    <w:p>
+      <w:pPr>
+        <w:pStyle w:val="Heading2"/>
+        <w:keepNext/>
+      </w:pPr>
+      <w:r>
+        <w:t xml:space="preserve">8. </w:t>
+      </w:r>
+      <w:r>
+        <w:t xml:space="preserve">Tko je autor </w:t>
+      </w:r>
+      <w:r>
+        <w:rPr>
+          <w:i/>
+          <w:iCs/>
+        </w:rPr>
+        <w:t xml:space="preserve">Nauka karstianskoga</w:t>
+      </w:r>
+      <w:r>
+        <w:t xml:space="preserve"> (1611.)?</w:t>
+      </w:r>
+    </w:p>
+    <w:p>
+      <w:pPr>
+        <w:keepNext/>
+        <w:spacing w:after="40"/>
+        <w:ind w:left="360"/>
+      </w:pPr>
+      <w:r>
+        <w:rPr>
+          <w:b/>
+          <w:bCs/>
+        </w:rPr>
+        <w:t xml:space="preserve">A)  </w:t>
+      </w:r>
+      <w:r>
+        <w:t xml:space="preserve">Ivan Bandulavić</w:t>
+      </w:r>
+    </w:p>
+    <w:p>
+      <w:pPr>
+        <w:keepNext/>
+        <w:spacing w:after="40"/>
+        <w:ind w:left="360"/>
+      </w:pPr>
+      <w:r>
+        <w:rPr>
+          <w:b/>
+          <w:bCs/>
+        </w:rPr>
+        <w:t xml:space="preserve">B)  </w:t>
+      </w:r>
+      <w:r>
+        <w:t xml:space="preserve">Pavao Posilović</w:t>
+      </w:r>
+    </w:p>
+    <w:p>
+      <w:pPr>
+        <w:keepNext/>
+        <w:spacing w:after="40"/>
+        <w:ind w:left="360"/>
+      </w:pPr>
+      <w:r>
+        <w:rPr>
+          <w:b/>
+          <w:bCs/>
+          <w:color w:val="2D7A3D"/>
+        </w:rPr>
+        <w:t xml:space="preserve">C)  </w:t>
+      </w:r>
+      <w:r>
+        <w:rPr>
+          <w:b/>
+          <w:bCs/>
+          <w:color w:val="2D7A3D"/>
+        </w:rPr>
+        <w:t xml:space="preserve">Matija Divković</w:t>
+      </w:r>
+      <w:r>
+        <w:rPr>
+          <w:b/>
+          <w:bCs/>
+          <w:color w:val="2D7A3D"/>
+        </w:rPr>
+        <w:t xml:space="preserve">   ✓ (točno)</w:t>
+      </w:r>
+    </w:p>
+    <w:p>
+      <w:pPr>
+        <w:keepNext/>
+        <w:spacing w:after="40"/>
+        <w:ind w:left="360"/>
+      </w:pPr>
+      <w:r>
+        <w:rPr>
+          <w:b/>
+          <w:bCs/>
+        </w:rPr>
+        <w:t xml:space="preserve">D)  </w:t>
+      </w:r>
+      <w:r>
+        <w:t xml:space="preserve">Franjo Rački</w:t>
+      </w:r>
+    </w:p>
+    <w:p>
+      <w:pPr>
+        <w:pBdr>
+          <w:left w:val="single" w:color="B8860B" w:sz="12" w:space="8"/>
+        </w:pBdr>
+        <w:spacing w:after="40" w:before="100"/>
+        <w:ind w:left="360"/>
+      </w:pPr>
+      <w:r>
+        <w:rPr>
+          <w:b/>
+          <w:bCs/>
+        </w:rPr>
+        <w:t xml:space="preserve">Objašnjenje: </w:t>
+      </w:r>
+      <w:r>
+        <w:rPr>
+          <w:b/>
+          <w:bCs/>
+        </w:rPr>
+        <w:t xml:space="preserve">Matija Divković</w:t>
+      </w:r>
+      <w:r>
+        <w:t xml:space="preserve">, bosanski franjevac, autor je </w:t>
+      </w:r>
+      <w:r>
+        <w:rPr>
+          <w:i/>
+          <w:iCs/>
+        </w:rPr>
+        <w:t xml:space="preserve">Nauka karstianskoga za narod slovinski</w:t>
+      </w:r>
+      <w:r>
+        <w:t xml:space="preserve"> (Venecija, 1611.).</w:t>
+      </w:r>
+    </w:p>
+    <w:p>
+      <w:pPr>
+        <w:spacing w:after="200"/>
+        <w:ind w:left="360"/>
+      </w:pPr>
+      <w:r>
+        <w:rPr>
+          <w:b/>
+          <w:bCs/>
+          <w:color w:val="555555"/>
+        </w:rPr>
+        <w:t xml:space="preserve">Slika: </w:t>
+      </w:r>
+      <w:r>
+        <w:rPr>
+          <w:i/>
+          <w:iCs/>
+          <w:color w:val="555555"/>
+        </w:rPr>
+        <w:t xml:space="preserve">Naslovnica Nauka karstianskoga Matije Divkovića (1611.), tiskanog bosančicom.  [slike/divkovic-nauk-krstjanski.jpg]</w:t>
+      </w:r>
+    </w:p>
+    <w:p>
+      <w:pPr>
+        <w:pStyle w:val="Heading2"/>
+        <w:keepNext/>
+      </w:pPr>
+      <w:r>
+        <w:t xml:space="preserve">9. </w:t>
+      </w:r>
+      <w:r>
+        <w:t xml:space="preserve">Na kojem se glagoljskom spomeniku nalaze i ćirilična slova?</w:t>
+      </w:r>
+    </w:p>
+    <w:p>
+      <w:pPr>
+        <w:keepNext/>
+        <w:spacing w:after="40"/>
+        <w:ind w:left="360"/>
+      </w:pPr>
+      <w:r>
+        <w:rPr>
+          <w:b/>
+          <w:bCs/>
+          <w:color w:val="2D7A3D"/>
+        </w:rPr>
+        <w:t xml:space="preserve">A)  </w:t>
+      </w:r>
+      <w:r>
+        <w:rPr>
+          <w:b/>
+          <w:bCs/>
+          <w:color w:val="2D7A3D"/>
+        </w:rPr>
+        <w:t xml:space="preserve">Bašćanska ploča</w:t>
+      </w:r>
+      <w:r>
+        <w:rPr>
+          <w:b/>
+          <w:bCs/>
+          <w:color w:val="2D7A3D"/>
+        </w:rPr>
+        <w:t xml:space="preserve">   ✓ (točno)</w:t>
+      </w:r>
+    </w:p>
+    <w:p>
+      <w:pPr>
+        <w:keepNext/>
+        <w:spacing w:after="40"/>
+        <w:ind w:left="360"/>
+      </w:pPr>
+      <w:r>
+        <w:rPr>
+          <w:b/>
+          <w:bCs/>
+        </w:rPr>
+        <w:t xml:space="preserve">B)  </w:t>
+      </w:r>
+      <w:r>
+        <w:t xml:space="preserve">Povaljski prag</w:t>
+      </w:r>
+    </w:p>
+    <w:p>
+      <w:pPr>
+        <w:keepNext/>
+        <w:spacing w:after="40"/>
+        <w:ind w:left="360"/>
+      </w:pPr>
+      <w:r>
+        <w:rPr>
+          <w:b/>
+          <w:bCs/>
+        </w:rPr>
+        <w:t xml:space="preserve">C)  </w:t>
+      </w:r>
+      <w:r>
+        <w:t xml:space="preserve">Humačka ploča</w:t>
+      </w:r>
+    </w:p>
+    <w:p>
+      <w:pPr>
+        <w:keepNext/>
+        <w:spacing w:after="40"/>
+        <w:ind w:left="360"/>
+      </w:pPr>
+      <w:r>
+        <w:rPr>
+          <w:b/>
+          <w:bCs/>
+        </w:rPr>
+        <w:t xml:space="preserve">D)  </w:t>
+      </w:r>
+      <w:r>
+        <w:t xml:space="preserve">Povaljska listina</w:t>
+      </w:r>
+    </w:p>
+    <w:p>
+      <w:pPr>
+        <w:pBdr>
+          <w:left w:val="single" w:color="B8860B" w:sz="12" w:space="8"/>
+        </w:pBdr>
+        <w:spacing w:after="40" w:before="100"/>
+        <w:ind w:left="360"/>
+      </w:pPr>
+      <w:r>
+        <w:rPr>
+          <w:b/>
+          <w:bCs/>
+        </w:rPr>
+        <w:t xml:space="preserve">Objašnjenje: </w:t>
+      </w:r>
+      <w:r>
+        <w:t xml:space="preserve">Na glagoljskoj </w:t>
+      </w:r>
+      <w:r>
+        <w:rPr>
+          <w:b/>
+          <w:bCs/>
+        </w:rPr>
+        <w:t xml:space="preserve">Bašćanskoj ploči</w:t>
+      </w:r>
+      <w:r>
+        <w:t xml:space="preserve"> (~1100.) pojavljuju se i ćirilična slova. Rani suživot dvaju pisama na hrvatskome tlu.</w:t>
+      </w:r>
+    </w:p>
+    <w:p>
+      <w:pPr>
+        <w:spacing w:after="200"/>
+        <w:ind w:left="360"/>
+      </w:pPr>
+      <w:r>
+        <w:rPr>
+          <w:b/>
+          <w:bCs/>
+          <w:color w:val="555555"/>
+        </w:rPr>
+        <w:t xml:space="preserve">Slika: </w:t>
+      </w:r>
+      <w:r>
+        <w:rPr>
+          <w:i/>
+          <w:iCs/>
+          <w:color w:val="555555"/>
+        </w:rPr>
+        <w:t xml:space="preserve">Bašćanska ploča (~1100.), najpoznatiji glagoljski natpis na kojem se javljaju i ćirilična slova.  [slike/bascanska-ploca.png]</w:t>
+      </w:r>
+    </w:p>
+    <w:p>
+      <w:pPr>
+        <w:pStyle w:val="Heading2"/>
+        <w:keepNext/>
+      </w:pPr>
+      <w:r>
+        <w:t xml:space="preserve">10. </w:t>
+      </w:r>
+      <w:r>
+        <w:t xml:space="preserve">Koji dokument svjedoči o postojanju dubrovačke slavenske kancelarije već krajem 12. stoljeća?</w:t>
+      </w:r>
+    </w:p>
+    <w:p>
+      <w:pPr>
+        <w:keepNext/>
+        <w:spacing w:after="40"/>
+        <w:ind w:left="360"/>
+      </w:pPr>
+      <w:r>
+        <w:rPr>
+          <w:b/>
+          <w:bCs/>
+        </w:rPr>
+        <w:t xml:space="preserve">A)  </w:t>
+      </w:r>
+      <w:r>
+        <w:t xml:space="preserve">Poljički statut</w:t>
+      </w:r>
+    </w:p>
+    <w:p>
+      <w:pPr>
+        <w:keepNext/>
+        <w:spacing w:after="40"/>
+        <w:ind w:left="360"/>
+      </w:pPr>
+      <w:r>
+        <w:rPr>
+          <w:b/>
+          <w:bCs/>
+        </w:rPr>
+        <w:t xml:space="preserve">B)  </w:t>
+      </w:r>
+      <w:r>
+        <w:t xml:space="preserve">Libro od mnozijeh razloga</w:t>
+      </w:r>
+    </w:p>
+    <w:p>
+      <w:pPr>
+        <w:keepNext/>
+        <w:spacing w:after="40"/>
+        <w:ind w:left="360"/>
+      </w:pPr>
+      <w:r>
+        <w:rPr>
+          <w:b/>
+          <w:bCs/>
+          <w:color w:val="2D7A3D"/>
+        </w:rPr>
+        <w:t xml:space="preserve">C)  </w:t>
+      </w:r>
+      <w:r>
+        <w:rPr>
+          <w:b/>
+          <w:bCs/>
+          <w:color w:val="2D7A3D"/>
+        </w:rPr>
+        <w:t xml:space="preserve">Povelja Kulina bana</w:t>
+      </w:r>
+      <w:r>
+        <w:rPr>
+          <w:b/>
+          <w:bCs/>
+          <w:color w:val="2D7A3D"/>
+        </w:rPr>
+        <w:t xml:space="preserve">   ✓ (točno)</w:t>
+      </w:r>
+    </w:p>
+    <w:p>
+      <w:pPr>
+        <w:keepNext/>
+        <w:spacing w:after="40"/>
+        <w:ind w:left="360"/>
+      </w:pPr>
+      <w:r>
+        <w:rPr>
+          <w:b/>
+          <w:bCs/>
+        </w:rPr>
+        <w:t xml:space="preserve">D)  </w:t>
+      </w:r>
+      <w:r>
+        <w:t xml:space="preserve">Hvalov zbornik</w:t>
+      </w:r>
+    </w:p>
+    <w:p>
+      <w:pPr>
+        <w:pBdr>
+          <w:left w:val="single" w:color="B8860B" w:sz="12" w:space="8"/>
+        </w:pBdr>
+        <w:spacing w:after="40" w:before="100"/>
+        <w:ind w:left="360"/>
+      </w:pPr>
+      <w:r>
+        <w:rPr>
+          <w:b/>
+          <w:bCs/>
+        </w:rPr>
+        <w:t xml:space="preserve">Objašnjenje: </w:t>
+      </w:r>
+      <w:r>
+        <w:rPr>
+          <w:b/>
+          <w:bCs/>
+        </w:rPr>
+        <w:t xml:space="preserve">Povelja Kulina bana</w:t>
+      </w:r>
+      <w:r>
+        <w:t xml:space="preserve"> (1189.) svjedoči o postojanju dubrovačke slavenske kancelarije krajem 12. stoljeća. Dubrovnik će kasnije sačuvati najveći broj ćiriličnih spisa na Balkanu.</w:t>
+      </w:r>
+    </w:p>
+    <w:p>
+      <w:pPr>
+        <w:spacing w:after="200"/>
+        <w:ind w:left="360"/>
+      </w:pPr>
+      <w:r>
+        <w:rPr>
+          <w:b/>
+          <w:bCs/>
+          <w:color w:val="555555"/>
+        </w:rPr>
+        <w:t xml:space="preserve">Slika: </w:t>
+      </w:r>
+      <w:r>
+        <w:rPr>
+          <w:i/>
+          <w:iCs/>
+          <w:color w:val="555555"/>
+        </w:rPr>
+        <w:t xml:space="preserve">Povelja Kulina bana (1189.) svjedoči o postojanju dubrovačke slavenske kancelarije već krajem 12. st.  [slike/povelja-kulina-bana.jpg]</w:t>
+      </w:r>
+    </w:p>
+    <w:p>
+      <w:pPr>
+        <w:pStyle w:val="Heading2"/>
+        <w:keepNext/>
+      </w:pPr>
+      <w:r>
+        <w:t xml:space="preserve">11. </w:t>
+      </w:r>
+      <w:r>
+        <w:t xml:space="preserve">Gdje je pronađen Natpis popa Tjehodraga?</w:t>
+      </w:r>
+    </w:p>
+    <w:p>
+      <w:pPr>
+        <w:keepNext/>
+        <w:spacing w:after="40"/>
+        <w:ind w:left="360"/>
+      </w:pPr>
+      <w:r>
+        <w:rPr>
+          <w:b/>
+          <w:bCs/>
+        </w:rPr>
+        <w:t xml:space="preserve">A)  </w:t>
+      </w:r>
+      <w:r>
+        <w:t xml:space="preserve">u Humcu u Hercegovini</w:t>
+      </w:r>
+    </w:p>
+    <w:p>
+      <w:pPr>
+        <w:keepNext/>
+        <w:spacing w:after="40"/>
+        <w:ind w:left="360"/>
+      </w:pPr>
+      <w:r>
+        <w:rPr>
+          <w:b/>
+          <w:bCs/>
+          <w:color w:val="2D7A3D"/>
+        </w:rPr>
+        <w:t xml:space="preserve">B)  </w:t>
+      </w:r>
+      <w:r>
+        <w:rPr>
+          <w:b/>
+          <w:bCs/>
+          <w:color w:val="2D7A3D"/>
+        </w:rPr>
+        <w:t xml:space="preserve">u Lištanima u Livanjskome polju</w:t>
+      </w:r>
+      <w:r>
+        <w:rPr>
+          <w:b/>
+          <w:bCs/>
+          <w:color w:val="2D7A3D"/>
+        </w:rPr>
+        <w:t xml:space="preserve">   ✓ (točno)</w:t>
+      </w:r>
+    </w:p>
+    <w:p>
+      <w:pPr>
+        <w:keepNext/>
+        <w:spacing w:after="40"/>
+        <w:ind w:left="360"/>
+      </w:pPr>
+      <w:r>
+        <w:rPr>
+          <w:b/>
+          <w:bCs/>
+        </w:rPr>
+        <w:t xml:space="preserve">C)  </w:t>
+      </w:r>
+      <w:r>
+        <w:t xml:space="preserve">u Povljima na Braču</w:t>
+      </w:r>
+    </w:p>
+    <w:p>
+      <w:pPr>
+        <w:keepNext/>
+        <w:spacing w:after="40"/>
+        <w:ind w:left="360"/>
+      </w:pPr>
+      <w:r>
+        <w:rPr>
+          <w:b/>
+          <w:bCs/>
+        </w:rPr>
+        <w:t xml:space="preserve">D)  </w:t>
+      </w:r>
+      <w:r>
+        <w:t xml:space="preserve">u Priku kraj Omiša</w:t>
+      </w:r>
+    </w:p>
+    <w:p>
+      <w:pPr>
+        <w:pBdr>
+          <w:left w:val="single" w:color="B8860B" w:sz="12" w:space="8"/>
+        </w:pBdr>
+        <w:spacing w:after="40" w:before="100"/>
+        <w:ind w:left="360"/>
+      </w:pPr>
+      <w:r>
+        <w:rPr>
+          <w:b/>
+          <w:bCs/>
+        </w:rPr>
+        <w:t xml:space="preserve">Objašnjenje: </w:t>
+      </w:r>
+      <w:r>
+        <w:rPr>
+          <w:b/>
+          <w:bCs/>
+        </w:rPr>
+        <w:t xml:space="preserve">Natpis popa Tjehodraga</w:t>
+      </w:r>
+      <w:r>
+        <w:t xml:space="preserve"> pronađen je 2003. na lokalitetu Podvornice u Lištanima (Livanjsko polje). Jedan je od najstarijih natpisa pisanih hrvatskom ćirilicom i donosi spomen najstarijega imenom poznatoga popa glagoljaša (Paskojević 2024).</w:t>
+      </w:r>
+    </w:p>
+    <w:p>
+      <w:pPr>
+        <w:spacing w:after="200"/>
+        <w:ind w:left="360"/>
+      </w:pPr>
+      <w:r>
+        <w:rPr>
+          <w:b/>
+          <w:bCs/>
+          <w:color w:val="555555"/>
+        </w:rPr>
+        <w:t xml:space="preserve">Slika: </w:t>
+      </w:r>
+      <w:r>
+        <w:rPr>
+          <w:i/>
+          <w:iCs/>
+          <w:color w:val="555555"/>
+        </w:rPr>
+        <w:t xml:space="preserve">Natpis popa Tjehodraga (Lištani, Livanjsko polje). Foto: Darko Žubrinić.  [slike/natpis-popa-tjehodraga.jpg]</w:t>
+      </w:r>
+    </w:p>
+    <w:p>
+      <w:pPr>
+        <w:pStyle w:val="Heading2"/>
+        <w:keepNext/>
+      </w:pPr>
+      <w:r>
+        <w:t xml:space="preserve">12. </w:t>
+      </w:r>
+      <w:r>
+        <w:t xml:space="preserve">Što je Humačka ploča?</w:t>
+      </w:r>
+    </w:p>
+    <w:p>
+      <w:pPr>
+        <w:keepNext/>
+        <w:spacing w:after="40"/>
+        <w:ind w:left="360"/>
+      </w:pPr>
+      <w:r>
+        <w:rPr>
+          <w:b/>
+          <w:bCs/>
+        </w:rPr>
+        <w:t xml:space="preserve">A)  </w:t>
+      </w:r>
+      <w:r>
+        <w:t xml:space="preserve">nadgrobni natpis na stećku</w:t>
+      </w:r>
+    </w:p>
+    <w:p>
+      <w:pPr>
+        <w:keepNext/>
+        <w:spacing w:after="40"/>
+        <w:ind w:left="360"/>
+      </w:pPr>
+      <w:r>
+        <w:rPr>
+          <w:b/>
+          <w:bCs/>
+          <w:color w:val="2D7A3D"/>
+        </w:rPr>
+        <w:t xml:space="preserve">B)  </w:t>
+      </w:r>
+      <w:r>
+        <w:rPr>
+          <w:b/>
+          <w:bCs/>
+          <w:color w:val="2D7A3D"/>
+        </w:rPr>
+        <w:t xml:space="preserve">spiralno ispisani ćirilični natpis s glagoljičnim slovima</w:t>
+      </w:r>
+      <w:r>
+        <w:rPr>
+          <w:b/>
+          <w:bCs/>
+          <w:color w:val="2D7A3D"/>
+        </w:rPr>
+        <w:t xml:space="preserve">   ✓ (točno)</w:t>
+      </w:r>
+    </w:p>
+    <w:p>
+      <w:pPr>
+        <w:keepNext/>
+        <w:spacing w:after="40"/>
+        <w:ind w:left="360"/>
+      </w:pPr>
+      <w:r>
+        <w:rPr>
+          <w:b/>
+          <w:bCs/>
+        </w:rPr>
+        <w:t xml:space="preserve">C)  </w:t>
+      </w:r>
+      <w:r>
+        <w:t xml:space="preserve">latinski natpis iz 9. stoljeća</w:t>
+      </w:r>
+    </w:p>
+    <w:p>
+      <w:pPr>
+        <w:keepNext/>
+        <w:spacing w:after="40"/>
+        <w:ind w:left="360"/>
+      </w:pPr>
+      <w:r>
+        <w:rPr>
+          <w:b/>
+          <w:bCs/>
+        </w:rPr>
+        <w:t xml:space="preserve">D)  </w:t>
+      </w:r>
+      <w:r>
+        <w:t xml:space="preserve">glagoljski molitvenik</w:t>
+      </w:r>
+    </w:p>
+    <w:p>
+      <w:pPr>
+        <w:pBdr>
+          <w:left w:val="single" w:color="B8860B" w:sz="12" w:space="8"/>
+        </w:pBdr>
+        <w:spacing w:after="40" w:before="100"/>
+        <w:ind w:left="360"/>
+      </w:pPr>
+      <w:r>
+        <w:rPr>
+          <w:b/>
+          <w:bCs/>
+        </w:rPr>
+        <w:t xml:space="preserve">Objašnjenje: </w:t>
+      </w:r>
+      <w:r>
+        <w:rPr>
+          <w:b/>
+          <w:bCs/>
+        </w:rPr>
+        <w:t xml:space="preserve">Humačka ploča</w:t>
+      </w:r>
+      <w:r>
+        <w:t xml:space="preserve"> (12. st.) spiralno je ispisani ćirilični natpis s nekoliko glagoljičnih slova, koji se nalazio u zidu franjevačkoga samostana u Humcu i svjedoči o zidanju crkve. Neki je smatraju najstarijim hrvatskim ćiriličnim epigrafom (Paskojević 2024).</w:t>
+      </w:r>
+    </w:p>
+    <w:p>
+      <w:pPr>
+        <w:spacing w:after="200"/>
+        <w:ind w:left="360"/>
+      </w:pPr>
+      <w:r>
+        <w:rPr>
+          <w:b/>
+          <w:bCs/>
+          <w:color w:val="555555"/>
+        </w:rPr>
+        <w:t xml:space="preserve">Slika: </w:t>
+      </w:r>
+      <w:r>
+        <w:rPr>
+          <w:i/>
+          <w:iCs/>
+          <w:color w:val="555555"/>
+        </w:rPr>
+        <w:t xml:space="preserve">Humačka ploča (12. st.), franjevački samostan u Humcu.  [slike/Humacka_ploca.jpg]</w:t>
+      </w:r>
+    </w:p>
+    <w:p>
+      <w:pPr>
+        <w:pStyle w:val="Heading2"/>
+        <w:keepNext/>
+      </w:pPr>
+      <w:r>
+        <w:t xml:space="preserve">13. </w:t>
+      </w:r>
+      <w:r>
+        <w:t xml:space="preserve">Tko je ovjerio Povaljsku listinu (1250.)?</w:t>
+      </w:r>
+    </w:p>
+    <w:p>
+      <w:pPr>
+        <w:keepNext/>
+        <w:spacing w:after="40"/>
+        <w:ind w:left="360"/>
+      </w:pPr>
+      <w:r>
+        <w:rPr>
+          <w:b/>
+          <w:bCs/>
+          <w:color w:val="2D7A3D"/>
+        </w:rPr>
+        <w:t xml:space="preserve">A)  </w:t>
+      </w:r>
+      <w:r>
+        <w:rPr>
+          <w:b/>
+          <w:bCs/>
+          <w:color w:val="2D7A3D"/>
+        </w:rPr>
+        <w:t xml:space="preserve">hvarski notar Ivan, ujedno splitski kanonik</w:t>
+      </w:r>
+      <w:r>
+        <w:rPr>
+          <w:b/>
+          <w:bCs/>
+          <w:color w:val="2D7A3D"/>
+        </w:rPr>
+        <w:t xml:space="preserve">   ✓ (točno)</w:t>
+      </w:r>
+    </w:p>
+    <w:p>
+      <w:pPr>
+        <w:keepNext/>
+        <w:spacing w:after="40"/>
+        <w:ind w:left="360"/>
+      </w:pPr>
+      <w:r>
+        <w:rPr>
+          <w:b/>
+          <w:bCs/>
+        </w:rPr>
+        <w:t xml:space="preserve">B)  </w:t>
+      </w:r>
+      <w:r>
+        <w:t xml:space="preserve">dubrovački notar Paskal</w:t>
+      </w:r>
+    </w:p>
+    <w:p>
+      <w:pPr>
+        <w:keepNext/>
+        <w:spacing w:after="40"/>
+        <w:ind w:left="360"/>
+      </w:pPr>
+      <w:r>
+        <w:rPr>
+          <w:b/>
+          <w:bCs/>
+        </w:rPr>
+        <w:t xml:space="preserve">C)  </w:t>
+      </w:r>
+      <w:r>
+        <w:t xml:space="preserve">logotet Vladoje</w:t>
+      </w:r>
+    </w:p>
+    <w:p>
+      <w:pPr>
+        <w:keepNext/>
+        <w:spacing w:after="40"/>
+        <w:ind w:left="360"/>
+      </w:pPr>
+      <w:r>
+        <w:rPr>
+          <w:b/>
+          <w:bCs/>
+        </w:rPr>
+        <w:t xml:space="preserve">D)  </w:t>
+      </w:r>
+      <w:r>
+        <w:t xml:space="preserve">Kulinov dijak Radoje</w:t>
       </w:r>
     </w:p>
     <w:p>
@@ -4143,17 +5784,17 @@
         <w:t xml:space="preserve">Objašnjenje: </w:t>
       </w:r>
       <w:r>
-        <w:t xml:space="preserve">Slovo </w:t>
-      </w:r>
-      <w:r>
-        <w:rPr>
-          <w:b/>
-          <w:bCs/>
-        </w:rPr>
-        <w:t xml:space="preserve">Š (Ш)</w:t>
-      </w:r>
-      <w:r>
-        <w:t xml:space="preserve"> gotovo je jednako u ćirilici, glagoljici i hebrejskom alfabetu. To je jedan od zanimljivih primjera sličnosti među drevnim pismima.</w:t>
+        <w:t xml:space="preserve">Povaljsku listinu (1. prosinca 1250.) ovjerio je </w:t>
+      </w:r>
+      <w:r>
+        <w:rPr>
+          <w:b/>
+          <w:bCs/>
+        </w:rPr>
+        <w:t xml:space="preserve">hvarski notar Ivan, ujedno splitski kanonik</w:t>
+      </w:r>
+      <w:r>
+        <w:t xml:space="preserve">. U njoj se navode potvrde samostanskoga zemljišnog posjedovanja od knezova bračkih i hvarskih (Paskojević 2024).</w:t>
       </w:r>
     </w:p>
     <w:p>
@@ -4162,10 +5803,10 @@
         <w:keepNext/>
       </w:pPr>
       <w:r>
-        <w:t xml:space="preserve">23. </w:t>
-      </w:r>
-      <w:r>
-        <w:t xml:space="preserve">Kada se na području Hrvatske i Bosne razvio bosanički brzopis?</w:t>
+        <w:t xml:space="preserve">14. </w:t>
+      </w:r>
+      <w:r>
+        <w:t xml:space="preserve">Što je Libro od mnozijeh razloga (1520.)?</w:t>
       </w:r>
     </w:p>
     <w:p>
@@ -4182,7 +5823,7 @@
         <w:t xml:space="preserve">A)  </w:t>
       </w:r>
       <w:r>
-        <w:t xml:space="preserve">prije turskih osvajanja</w:t>
+        <w:t xml:space="preserve">prva tiskana hrvatska ćirilična knjiga</w:t>
       </w:r>
     </w:p>
     <w:p>
@@ -4205,7 +5846,7 @@
           <w:bCs/>
           <w:color w:val="2D7A3D"/>
         </w:rPr>
-        <w:t xml:space="preserve">nakon završetka turskih osvajanja</w:t>
+        <w:t xml:space="preserve">zbirka proznih tekstova s najstarijim primjerima dubrovačke književnosti</w:t>
       </w:r>
       <w:r>
         <w:rPr>
@@ -4230,7 +5871,7 @@
         <w:t xml:space="preserve">C)  </w:t>
       </w:r>
       <w:r>
-        <w:t xml:space="preserve">u 12. stoljeću</w:t>
+        <w:t xml:space="preserve">pravni statut Poljičke Republike</w:t>
       </w:r>
     </w:p>
     <w:p>
@@ -4247,7 +5888,7 @@
         <w:t xml:space="preserve">D)  </w:t>
       </w:r>
       <w:r>
-        <w:t xml:space="preserve">u 19. stoljeću</w:t>
+        <w:t xml:space="preserve">iluminirani rukopis za Hrvoja Vukčića</w:t>
       </w:r>
     </w:p>
     <w:p>
@@ -4266,17 +5907,14 @@
         <w:t xml:space="preserve">Objašnjenje: </w:t>
       </w:r>
       <w:r>
-        <w:t xml:space="preserve">Kurziv se nije stigao razviti do konačnoga završetka turskih osvajanja. Nakon toga razvija se </w:t>
-      </w:r>
-      <w:r>
-        <w:rPr>
-          <w:b/>
-          <w:bCs/>
-        </w:rPr>
-        <w:t xml:space="preserve">bosanički brzopis</w:t>
-      </w:r>
-      <w:r>
-        <w:t xml:space="preserve">, koji sadržava osnovne forme minuskule oblikovane prije sloma Bosanskoga Kraljevstva (Paskojević 2024).</w:t>
+        <w:rPr>
+          <w:b/>
+          <w:bCs/>
+        </w:rPr>
+        <w:t xml:space="preserve">Libro od mnozijeh razloga</w:t>
+      </w:r>
+      <w:r>
+        <w:t xml:space="preserve"> (1520.) zbirka je proznih tekstova koja sadržava neke od najstarijih primjera dubrovačke književnosti, s utjecajima srednjovjekovlja i renesanse te ispreplitanjem zapadnih i slavenskih utjecaja (Paskojević 2024).</w:t>
       </w:r>
     </w:p>
     <w:p>
@@ -4285,10 +5923,10 @@
         <w:keepNext/>
       </w:pPr>
       <w:r>
-        <w:t xml:space="preserve">24. </w:t>
-      </w:r>
-      <w:r>
-        <w:t xml:space="preserve">Kako je Josip Vrana nazivao poslovno pismo dubrovačke kancelarije?</w:t>
+        <w:t xml:space="preserve">15. </w:t>
+      </w:r>
+      <w:r>
+        <w:t xml:space="preserve">Gdje se čuva pretpostavljeni izvornik Povelje Kulina bana?</w:t>
       </w:r>
     </w:p>
     <w:p>
@@ -4305,7 +5943,7 @@
         <w:t xml:space="preserve">A)  </w:t>
       </w:r>
       <w:r>
-        <w:t xml:space="preserve">diplomatičkom minuskulom</w:t>
+        <w:t xml:space="preserve">u Državnome arhivu u Dubrovniku</w:t>
       </w:r>
     </w:p>
     <w:p>
@@ -4328,7 +5966,7 @@
           <w:bCs/>
           <w:color w:val="2D7A3D"/>
         </w:rPr>
-        <w:t xml:space="preserve">poluminuskulom</w:t>
+        <w:t xml:space="preserve">u Ruskoj akademiji znanosti u Sankt Peterburgu</w:t>
       </w:r>
       <w:r>
         <w:rPr>
@@ -4353,7 +5991,7 @@
         <w:t xml:space="preserve">C)  </w:t>
       </w:r>
       <w:r>
-        <w:t xml:space="preserve">bosančicom</w:t>
+        <w:t xml:space="preserve">u Nacionalnoj i sveučilišnoj knjižnici u Zagrebu</w:t>
       </w:r>
     </w:p>
     <w:p>
@@ -4370,396 +6008,7 @@
         <w:t xml:space="preserve">D)  </w:t>
       </w:r>
       <w:r>
-        <w:t xml:space="preserve">kurzivom</w:t>
-      </w:r>
-    </w:p>
-    <w:p>
-      <w:pPr>
-        <w:pBdr>
-          <w:left w:val="single" w:color="B8860B" w:sz="12" w:space="8"/>
-        </w:pBdr>
-        <w:spacing w:after="200" w:before="100"/>
-        <w:ind w:left="360"/>
-      </w:pPr>
-      <w:r>
-        <w:rPr>
-          <w:b/>
-          <w:bCs/>
-        </w:rPr>
-        <w:t xml:space="preserve">Objašnjenje: </w:t>
-      </w:r>
-      <w:r>
-        <w:t xml:space="preserve">Josip Vrana nazivao je tu vrstu poslovnoga pisma </w:t>
-      </w:r>
-      <w:r>
-        <w:rPr>
-          <w:b/>
-          <w:bCs/>
-        </w:rPr>
-        <w:t xml:space="preserve">poluminuskulom</w:t>
-      </w:r>
-      <w:r>
-        <w:t xml:space="preserve">, što pokazuje koliko su velika bila neslaganja oko nazivlja (Vrana 1957, prema Paskojević 2024).</w:t>
-      </w:r>
-    </w:p>
-    <w:p>
-      <w:pPr>
-        <w:pStyle w:val="Heading2"/>
-        <w:keepNext/>
-      </w:pPr>
-      <w:r>
-        <w:t xml:space="preserve">25. </w:t>
-      </w:r>
-      <w:r>
-        <w:t xml:space="preserve">Gdje se nalazi najzapadniji zapis ćiriličnih slova na hrvatskim prostorima?</w:t>
-      </w:r>
-    </w:p>
-    <w:p>
-      <w:pPr>
-        <w:keepNext/>
-        <w:spacing w:after="40"/>
-        <w:ind w:left="360"/>
-      </w:pPr>
-      <w:r>
-        <w:rPr>
-          <w:b/>
-          <w:bCs/>
-        </w:rPr>
-        <w:t xml:space="preserve">A)  </w:t>
-      </w:r>
-      <w:r>
-        <w:t xml:space="preserve">u Bašci na Krku</w:t>
-      </w:r>
-    </w:p>
-    <w:p>
-      <w:pPr>
-        <w:keepNext/>
-        <w:spacing w:after="40"/>
-        <w:ind w:left="360"/>
-      </w:pPr>
-      <w:r>
-        <w:rPr>
-          <w:b/>
-          <w:bCs/>
-          <w:color w:val="2D7A3D"/>
-        </w:rPr>
-        <w:t xml:space="preserve">B)  </w:t>
-      </w:r>
-      <w:r>
-        <w:rPr>
-          <w:b/>
-          <w:bCs/>
-          <w:color w:val="2D7A3D"/>
-        </w:rPr>
-        <w:t xml:space="preserve">u Svetom Petru u Šumi u Istri</w:t>
-      </w:r>
-      <w:r>
-        <w:rPr>
-          <w:b/>
-          <w:bCs/>
-          <w:color w:val="2D7A3D"/>
-        </w:rPr>
-        <w:t xml:space="preserve">   ✓ (točno)</w:t>
-      </w:r>
-    </w:p>
-    <w:p>
-      <w:pPr>
-        <w:keepNext/>
-        <w:spacing w:after="40"/>
-        <w:ind w:left="360"/>
-      </w:pPr>
-      <w:r>
-        <w:rPr>
-          <w:b/>
-          <w:bCs/>
-        </w:rPr>
-        <w:t xml:space="preserve">C)  </w:t>
-      </w:r>
-      <w:r>
-        <w:t xml:space="preserve">u Kninu</w:t>
-      </w:r>
-    </w:p>
-    <w:p>
-      <w:pPr>
-        <w:keepNext/>
-        <w:spacing w:after="40"/>
-        <w:ind w:left="360"/>
-      </w:pPr>
-      <w:r>
-        <w:rPr>
-          <w:b/>
-          <w:bCs/>
-        </w:rPr>
-        <w:t xml:space="preserve">D)  </w:t>
-      </w:r>
-      <w:r>
-        <w:t xml:space="preserve">u Plastovu kraj Skradina</w:t>
-      </w:r>
-    </w:p>
-    <w:p>
-      <w:pPr>
-        <w:pBdr>
-          <w:left w:val="single" w:color="B8860B" w:sz="12" w:space="8"/>
-        </w:pBdr>
-        <w:spacing w:after="200" w:before="100"/>
-        <w:ind w:left="360"/>
-      </w:pPr>
-      <w:r>
-        <w:rPr>
-          <w:b/>
-          <w:bCs/>
-        </w:rPr>
-        <w:t xml:space="preserve">Objašnjenje: </w:t>
-      </w:r>
-      <w:r>
-        <w:t xml:space="preserve">Riječ AMENЪ na </w:t>
-      </w:r>
-      <w:r>
-        <w:rPr>
-          <w:b/>
-          <w:bCs/>
-        </w:rPr>
-        <w:t xml:space="preserve">Supetarskom ulomku</w:t>
-      </w:r>
-      <w:r>
-        <w:t xml:space="preserve"> iz 12. stoljeća, iz </w:t>
-      </w:r>
-      <w:r>
-        <w:rPr>
-          <w:b/>
-          <w:bCs/>
-        </w:rPr>
-        <w:t xml:space="preserve">Svetoga Petra u Šumi</w:t>
-      </w:r>
-      <w:r>
-        <w:t xml:space="preserve">, najzapadniji je zapis ćiriličnih slova na hrvatskim prostorima (Damjanović 2012).</w:t>
-      </w:r>
-    </w:p>
-    <w:p>
-      <w:r>
-        <w:br w:type="page"/>
-      </w:r>
-    </w:p>
-    <w:p>
-      <w:pPr>
-        <w:pStyle w:val="Heading1"/>
-      </w:pPr>
-      <w:r>
-        <w:t xml:space="preserve">3. Spomenici</w:t>
-      </w:r>
-    </w:p>
-    <w:p>
-      <w:pPr>
-        <w:pStyle w:val="Heading2"/>
-        <w:keepNext/>
-      </w:pPr>
-      <w:r>
-        <w:t xml:space="preserve">1. </w:t>
-      </w:r>
-      <w:r>
-        <w:t xml:space="preserve">Koji je najstariji datirani cjeloviti hrvatski ćirilični natpis?</w:t>
-      </w:r>
-    </w:p>
-    <w:p>
-      <w:pPr>
-        <w:keepNext/>
-        <w:spacing w:after="40"/>
-        <w:ind w:left="360"/>
-      </w:pPr>
-      <w:r>
-        <w:rPr>
-          <w:b/>
-          <w:bCs/>
-        </w:rPr>
-        <w:t xml:space="preserve">A)  </w:t>
-      </w:r>
-      <w:r>
-        <w:t xml:space="preserve">Bašćanska ploča</w:t>
-      </w:r>
-    </w:p>
-    <w:p>
-      <w:pPr>
-        <w:keepNext/>
-        <w:spacing w:after="40"/>
-        <w:ind w:left="360"/>
-      </w:pPr>
-      <w:r>
-        <w:rPr>
-          <w:b/>
-          <w:bCs/>
-        </w:rPr>
-        <w:t xml:space="preserve">B)  </w:t>
-      </w:r>
-      <w:r>
-        <w:t xml:space="preserve">Humačka ploča</w:t>
-      </w:r>
-    </w:p>
-    <w:p>
-      <w:pPr>
-        <w:keepNext/>
-        <w:spacing w:after="40"/>
-        <w:ind w:left="360"/>
-      </w:pPr>
-      <w:r>
-        <w:rPr>
-          <w:b/>
-          <w:bCs/>
-          <w:color w:val="2D7A3D"/>
-        </w:rPr>
-        <w:t xml:space="preserve">C)  </w:t>
-      </w:r>
-      <w:r>
-        <w:rPr>
-          <w:b/>
-          <w:bCs/>
-          <w:color w:val="2D7A3D"/>
-        </w:rPr>
-        <w:t xml:space="preserve">Povaljski prag</w:t>
-      </w:r>
-      <w:r>
-        <w:rPr>
-          <w:b/>
-          <w:bCs/>
-          <w:color w:val="2D7A3D"/>
-        </w:rPr>
-        <w:t xml:space="preserve">   ✓ (točno)</w:t>
-      </w:r>
-    </w:p>
-    <w:p>
-      <w:pPr>
-        <w:keepNext/>
-        <w:spacing w:after="40"/>
-        <w:ind w:left="360"/>
-      </w:pPr>
-      <w:r>
-        <w:rPr>
-          <w:b/>
-          <w:bCs/>
-        </w:rPr>
-        <w:t xml:space="preserve">D)  </w:t>
-      </w:r>
-      <w:r>
-        <w:t xml:space="preserve">Povelja Kulina bana</w:t>
-      </w:r>
-    </w:p>
-    <w:p>
-      <w:pPr>
-        <w:pBdr>
-          <w:left w:val="single" w:color="B8860B" w:sz="12" w:space="8"/>
-        </w:pBdr>
-        <w:spacing w:after="200" w:before="100"/>
-        <w:ind w:left="360"/>
-      </w:pPr>
-      <w:r>
-        <w:rPr>
-          <w:b/>
-          <w:bCs/>
-        </w:rPr>
-        <w:t xml:space="preserve">Objašnjenje: </w:t>
-      </w:r>
-      <w:r>
-        <w:rPr>
-          <w:b/>
-          <w:bCs/>
-        </w:rPr>
-        <w:t xml:space="preserve">Povaljski prag</w:t>
-      </w:r>
-      <w:r>
-        <w:t xml:space="preserve"> iz 1184. najstariji je datirani cjeloviti hrvatski ćirilični natpis.</w:t>
-      </w:r>
-    </w:p>
-    <w:p>
-      <w:pPr>
-        <w:pStyle w:val="Heading2"/>
-        <w:keepNext/>
-      </w:pPr>
-      <w:r>
-        <w:t xml:space="preserve">2. </w:t>
-      </w:r>
-      <w:r>
-        <w:t xml:space="preserve">Koje je godine napisana Povelja Kulina bana?</w:t>
-      </w:r>
-    </w:p>
-    <w:p>
-      <w:pPr>
-        <w:keepNext/>
-        <w:spacing w:after="40"/>
-        <w:ind w:left="360"/>
-      </w:pPr>
-      <w:r>
-        <w:rPr>
-          <w:b/>
-          <w:bCs/>
-        </w:rPr>
-        <w:t xml:space="preserve">A)  </w:t>
-      </w:r>
-      <w:r>
-        <w:t xml:space="preserve">1180.</w:t>
-      </w:r>
-    </w:p>
-    <w:p>
-      <w:pPr>
-        <w:keepNext/>
-        <w:spacing w:after="40"/>
-        <w:ind w:left="360"/>
-      </w:pPr>
-      <w:r>
-        <w:rPr>
-          <w:b/>
-          <w:bCs/>
-        </w:rPr>
-        <w:t xml:space="preserve">B)  </w:t>
-      </w:r>
-      <w:r>
-        <w:t xml:space="preserve">1184.</w:t>
-      </w:r>
-    </w:p>
-    <w:p>
-      <w:pPr>
-        <w:keepNext/>
-        <w:spacing w:after="40"/>
-        <w:ind w:left="360"/>
-      </w:pPr>
-      <w:r>
-        <w:rPr>
-          <w:b/>
-          <w:bCs/>
-          <w:color w:val="2D7A3D"/>
-        </w:rPr>
-        <w:t xml:space="preserve">C)  </w:t>
-      </w:r>
-      <w:r>
-        <w:rPr>
-          <w:b/>
-          <w:bCs/>
-          <w:color w:val="2D7A3D"/>
-        </w:rPr>
-        <w:t xml:space="preserve">1189.</w:t>
-      </w:r>
-      <w:r>
-        <w:rPr>
-          <w:b/>
-          <w:bCs/>
-          <w:color w:val="2D7A3D"/>
-        </w:rPr>
-        <w:t xml:space="preserve">   ✓ (točno)</w:t>
-      </w:r>
-    </w:p>
-    <w:p>
-      <w:pPr>
-        <w:keepNext/>
-        <w:spacing w:after="40"/>
-        <w:ind w:left="360"/>
-      </w:pPr>
-      <w:r>
-        <w:rPr>
-          <w:b/>
-          <w:bCs/>
-        </w:rPr>
-        <w:t xml:space="preserve">D)  </w:t>
-      </w:r>
-      <w:r>
-        <w:t xml:space="preserve">1250.</w:t>
+        <w:t xml:space="preserve">u Arhivu Bosne i Hercegovine u Sarajevu</w:t>
       </w:r>
     </w:p>
     <w:p>
@@ -4778,14 +6027,17 @@
         <w:t xml:space="preserve">Objašnjenje: </w:t>
       </w:r>
       <w:r>
-        <w:rPr>
-          <w:b/>
-          <w:bCs/>
-        </w:rPr>
-        <w:t xml:space="preserve">Povelja Kulina bana</w:t>
-      </w:r>
-      <w:r>
-        <w:t xml:space="preserve"> iz 1189. Pergamentni je dokument koji svjedoči o postojanju dubrovačke slavenske kancelarije već krajem 12. stoljeća.</w:t>
+        <w:t xml:space="preserve">Pretpostavljeni izvornik Povelje Kulina bana u posjedu je </w:t>
+      </w:r>
+      <w:r>
+        <w:rPr>
+          <w:b/>
+          <w:bCs/>
+        </w:rPr>
+        <w:t xml:space="preserve">Ruske akademije znanosti u Sankt Peterburgu</w:t>
+      </w:r>
+      <w:r>
+        <w:t xml:space="preserve">, gdje je dospio sredinom 19. stoljeća, dok se dva prijepisa čuvaju u Državnome arhivu u Dubrovniku (Paskojević 2024).</w:t>
       </w:r>
     </w:p>
     <w:p>
@@ -4807,7 +6059,7 @@
           <w:iCs/>
           <w:color w:val="555555"/>
         </w:rPr>
-        <w:t xml:space="preserve">Povelja Kulina bana (1189.), najstariji sačuvani bosanski diplomatski dokument.  [slike/povelja-kulina-bana.jpg]</w:t>
+        <w:t xml:space="preserve">Zgrada Ruske akademije znanosti u Sankt Peterburgu (arhitekt Giacomo Quarenghi, 1783. – 1789.).  [slike/akademija-znanosti-spb.jpg]</w:t>
       </w:r>
     </w:p>
     <w:p>
@@ -4816,27 +6068,41 @@
         <w:keepNext/>
       </w:pPr>
       <w:r>
-        <w:t xml:space="preserve">3. </w:t>
-      </w:r>
-      <w:r>
-        <w:t xml:space="preserve">Koji je najstariji sačuvani dokument pisan hrvatskom ćirilicom?</w:t>
-      </w:r>
-    </w:p>
-    <w:p>
-      <w:pPr>
-        <w:keepNext/>
-        <w:spacing w:after="40"/>
-        <w:ind w:left="360"/>
-      </w:pPr>
-      <w:r>
-        <w:rPr>
-          <w:b/>
-          <w:bCs/>
+        <w:t xml:space="preserve">16. </w:t>
+      </w:r>
+      <w:r>
+        <w:t xml:space="preserve">Koji je car poslije 1230. dao Dubrovčanima slobodu trgovine?</w:t>
+      </w:r>
+    </w:p>
+    <w:p>
+      <w:pPr>
+        <w:keepNext/>
+        <w:spacing w:after="40"/>
+        <w:ind w:left="360"/>
+      </w:pPr>
+      <w:r>
+        <w:rPr>
+          <w:b/>
+          <w:bCs/>
+          <w:color w:val="2D7A3D"/>
         </w:rPr>
         <w:t xml:space="preserve">A)  </w:t>
       </w:r>
       <w:r>
-        <w:t xml:space="preserve">Povelja Kulina bana</w:t>
+        <w:rPr>
+          <w:b/>
+          <w:bCs/>
+          <w:color w:val="2D7A3D"/>
+        </w:rPr>
+        <w:t xml:space="preserve">Ivan Asen II.</w:t>
+      </w:r>
+      <w:r>
+        <w:rPr>
+          <w:b/>
+          <w:bCs/>
+          <w:color w:val="2D7A3D"/>
+        </w:rPr>
+        <w:t xml:space="preserve">   ✓ (točno)</w:t>
       </w:r>
     </w:p>
     <w:p>
@@ -4853,38 +6119,24 @@
         <w:t xml:space="preserve">B)  </w:t>
       </w:r>
       <w:r>
-        <w:t xml:space="preserve">Humačka ploča</w:t>
-      </w:r>
-    </w:p>
-    <w:p>
-      <w:pPr>
-        <w:keepNext/>
-        <w:spacing w:after="40"/>
-        <w:ind w:left="360"/>
-      </w:pPr>
-      <w:r>
-        <w:rPr>
-          <w:b/>
-          <w:bCs/>
-          <w:color w:val="2D7A3D"/>
+        <w:t xml:space="preserve">Stefan Dušan</w:t>
+      </w:r>
+    </w:p>
+    <w:p>
+      <w:pPr>
+        <w:keepNext/>
+        <w:spacing w:after="40"/>
+        <w:ind w:left="360"/>
+      </w:pPr>
+      <w:r>
+        <w:rPr>
+          <w:b/>
+          <w:bCs/>
         </w:rPr>
         <w:t xml:space="preserve">C)  </w:t>
       </w:r>
       <w:r>
-        <w:rPr>
-          <w:b/>
-          <w:bCs/>
-          <w:color w:val="2D7A3D"/>
-        </w:rPr>
-        <w:t xml:space="preserve">Povaljska listina</w:t>
-      </w:r>
-      <w:r>
-        <w:rPr>
-          <w:b/>
-          <w:bCs/>
-          <w:color w:val="2D7A3D"/>
-        </w:rPr>
-        <w:t xml:space="preserve">   ✓ (točno)</w:t>
+        <w:t xml:space="preserve">Mehmed II.</w:t>
       </w:r>
     </w:p>
     <w:p>
@@ -4901,7 +6153,7 @@
         <w:t xml:space="preserve">D)  </w:t>
       </w:r>
       <w:r>
-        <w:t xml:space="preserve">Poljički statut</w:t>
+        <w:t xml:space="preserve">Bajazit II.</w:t>
       </w:r>
     </w:p>
     <w:p>
@@ -4924,10 +6176,10 @@
           <w:b/>
           <w:bCs/>
         </w:rPr>
-        <w:t xml:space="preserve">Povaljska listina</w:t>
-      </w:r>
-      <w:r>
-        <w:t xml:space="preserve"> iz 1250. najstariji je sačuvani dokument pisan hrvatskom ćirilicom. Prijepis posjedovne isprave benediktinskog samostana u Povljima na Braču.</w:t>
+        <w:t xml:space="preserve">Car Ivan Asen II.</w:t>
+      </w:r>
+      <w:r>
+        <w:t xml:space="preserve"> (poslije 1230.) dao je Dubrovčanima slobodu trgovine; povelja se čuva u Sankt Peterburgu (Paskojević 2024).</w:t>
       </w:r>
     </w:p>
     <w:p>
@@ -4949,7 +6201,7 @@
           <w:iCs/>
           <w:color w:val="555555"/>
         </w:rPr>
-        <w:t xml:space="preserve">Lijevo: Povaljska listina (1250.), najstariji sačuvani dokument pisan hrvatskom ćirilicom. Desno: Poljički statut (1440.), pravni spomenik pisan bosančicom.  [slike/povaljska-poljicki-kolaz.jpg]</w:t>
+        <w:t xml:space="preserve">Car Ivan Asen II., portret Georgija Dančova (19. st.).  [slike/ivan-asen-ii.jpg]</w:t>
       </w:r>
     </w:p>
     <w:p>
@@ -4958,10 +6210,10 @@
         <w:keepNext/>
       </w:pPr>
       <w:r>
-        <w:t xml:space="preserve">4. </w:t>
-      </w:r>
-      <w:r>
-        <w:t xml:space="preserve">Za koga je pisan Hvalov zbornik?</w:t>
+        <w:t xml:space="preserve">17. </w:t>
+      </w:r>
+      <w:r>
+        <w:t xml:space="preserve">Kojim je pismom pisan Hvalov zbornik (~1404.)?</w:t>
       </w:r>
     </w:p>
     <w:p>
@@ -4978,55 +6230,55 @@
         <w:t xml:space="preserve">A)  </w:t>
       </w:r>
       <w:r>
-        <w:t xml:space="preserve">Za kralja Zvonimira</w:t>
-      </w:r>
-    </w:p>
-    <w:p>
-      <w:pPr>
-        <w:keepNext/>
-        <w:spacing w:after="40"/>
-        <w:ind w:left="360"/>
-      </w:pPr>
-      <w:r>
-        <w:rPr>
-          <w:b/>
-          <w:bCs/>
+        <w:t xml:space="preserve">diplomatičkom minuskulom</w:t>
+      </w:r>
+    </w:p>
+    <w:p>
+      <w:pPr>
+        <w:keepNext/>
+        <w:spacing w:after="40"/>
+        <w:ind w:left="360"/>
+      </w:pPr>
+      <w:r>
+        <w:rPr>
+          <w:b/>
+          <w:bCs/>
+          <w:color w:val="2D7A3D"/>
         </w:rPr>
         <w:t xml:space="preserve">B)  </w:t>
       </w:r>
       <w:r>
-        <w:t xml:space="preserve">Za bana Kulina</w:t>
-      </w:r>
-    </w:p>
-    <w:p>
-      <w:pPr>
-        <w:keepNext/>
-        <w:spacing w:after="40"/>
-        <w:ind w:left="360"/>
-      </w:pPr>
-      <w:r>
-        <w:rPr>
-          <w:b/>
-          <w:bCs/>
-          <w:color w:val="2D7A3D"/>
+        <w:rPr>
+          <w:b/>
+          <w:bCs/>
+          <w:color w:val="2D7A3D"/>
+        </w:rPr>
+        <w:t xml:space="preserve">ćiriličnim ustavom</w:t>
+      </w:r>
+      <w:r>
+        <w:rPr>
+          <w:b/>
+          <w:bCs/>
+          <w:color w:val="2D7A3D"/>
+        </w:rPr>
+        <w:t xml:space="preserve">   ✓ (točno)</w:t>
+      </w:r>
+    </w:p>
+    <w:p>
+      <w:pPr>
+        <w:keepNext/>
+        <w:spacing w:after="40"/>
+        <w:ind w:left="360"/>
+      </w:pPr>
+      <w:r>
+        <w:rPr>
+          <w:b/>
+          <w:bCs/>
         </w:rPr>
         <w:t xml:space="preserve">C)  </w:t>
       </w:r>
       <w:r>
-        <w:rPr>
-          <w:b/>
-          <w:bCs/>
-          <w:color w:val="2D7A3D"/>
-        </w:rPr>
-        <w:t xml:space="preserve">Za hercega Hrvoja Vukčića Hrvatinića</w:t>
-      </w:r>
-      <w:r>
-        <w:rPr>
-          <w:b/>
-          <w:bCs/>
-          <w:color w:val="2D7A3D"/>
-        </w:rPr>
-        <w:t xml:space="preserve">   ✓ (točno)</w:t>
+        <w:t xml:space="preserve">glagoljičnim kurzivom</w:t>
       </w:r>
     </w:p>
     <w:p>
@@ -5043,7 +6295,7 @@
         <w:t xml:space="preserve">D)  </w:t>
       </w:r>
       <w:r>
-        <w:t xml:space="preserve">Za kralja Tomislava</w:t>
+        <w:t xml:space="preserve">bosaničkim brzopisom</w:t>
       </w:r>
     </w:p>
     <w:p>
@@ -5062,14 +6314,17 @@
         <w:t xml:space="preserve">Objašnjenje: </w:t>
       </w:r>
       <w:r>
-        <w:rPr>
-          <w:b/>
-          <w:bCs/>
-        </w:rPr>
-        <w:t xml:space="preserve">Hvalov zbornik</w:t>
-      </w:r>
-      <w:r>
-        <w:t xml:space="preserve"> (~1404.) iluminirani je rukopis pisan za hercega Hrvoja Vukčića Hrvatinića, vjerojatno u njegovoj rezidenciji u Omišu.</w:t>
+        <w:t xml:space="preserve">Hvalov zbornik pisan je </w:t>
+      </w:r>
+      <w:r>
+        <w:rPr>
+          <w:b/>
+          <w:bCs/>
+        </w:rPr>
+        <w:t xml:space="preserve">ćiriličnim ustavom</w:t>
+      </w:r>
+      <w:r>
+        <w:t xml:space="preserve"> i najvjerojatnije je nastao u Hrvojevoj rezidenciji u Omišu, prepisan s glagoljičnoga predloška (Paskojević 2024).</w:t>
       </w:r>
     </w:p>
     <w:p>
@@ -5091,1965 +6346,7 @@
           <w:iCs/>
           <w:color w:val="555555"/>
         </w:rPr>
-        <w:t xml:space="preserve">Stranica Hvalova zbornika (~1404.), iluminiranog rukopisa pisanog za Hrvoja Vukčića Hrvatinića.  [slike/hvalov-zbornik.jpg]</w:t>
-      </w:r>
-    </w:p>
-    <w:p>
-      <w:pPr>
-        <w:pStyle w:val="Heading2"/>
-        <w:keepNext/>
-      </w:pPr>
-      <w:r>
-        <w:t xml:space="preserve">5. </w:t>
-      </w:r>
-      <w:r>
-        <w:t xml:space="preserve">Koja je prva hrvatska ćirilička tiskana knjiga?</w:t>
-      </w:r>
-    </w:p>
-    <w:p>
-      <w:pPr>
-        <w:keepNext/>
-        <w:spacing w:after="40"/>
-        <w:ind w:left="360"/>
-      </w:pPr>
-      <w:r>
-        <w:rPr>
-          <w:b/>
-          <w:bCs/>
-        </w:rPr>
-        <w:t xml:space="preserve">A)  </w:t>
-      </w:r>
-      <w:r>
-        <w:t xml:space="preserve">Nauk karstianski</w:t>
-      </w:r>
-    </w:p>
-    <w:p>
-      <w:pPr>
-        <w:keepNext/>
-        <w:spacing w:after="40"/>
-        <w:ind w:left="360"/>
-      </w:pPr>
-      <w:r>
-        <w:rPr>
-          <w:b/>
-          <w:bCs/>
-        </w:rPr>
-        <w:t xml:space="preserve">B)  </w:t>
-      </w:r>
-      <w:r>
-        <w:t xml:space="preserve">Libro od mnozijeh razloga</w:t>
-      </w:r>
-    </w:p>
-    <w:p>
-      <w:pPr>
-        <w:keepNext/>
-        <w:spacing w:after="40"/>
-        <w:ind w:left="360"/>
-      </w:pPr>
-      <w:r>
-        <w:rPr>
-          <w:b/>
-          <w:bCs/>
-          <w:color w:val="2D7A3D"/>
-        </w:rPr>
-        <w:t xml:space="preserve">C)  </w:t>
-      </w:r>
-      <w:r>
-        <w:rPr>
-          <w:b/>
-          <w:bCs/>
-          <w:color w:val="2D7A3D"/>
-        </w:rPr>
-        <w:t xml:space="preserve">Ofičje Blažene Djeve Marije</w:t>
-      </w:r>
-      <w:r>
-        <w:rPr>
-          <w:b/>
-          <w:bCs/>
-          <w:color w:val="2D7A3D"/>
-        </w:rPr>
-        <w:t xml:space="preserve">   ✓ (točno)</w:t>
-      </w:r>
-    </w:p>
-    <w:p>
-      <w:pPr>
-        <w:keepNext/>
-        <w:spacing w:after="40"/>
-        <w:ind w:left="360"/>
-      </w:pPr>
-      <w:r>
-        <w:rPr>
-          <w:b/>
-          <w:bCs/>
-        </w:rPr>
-        <w:t xml:space="preserve">D)  </w:t>
-      </w:r>
-      <w:r>
-        <w:t xml:space="preserve">Poljički statut</w:t>
-      </w:r>
-    </w:p>
-    <w:p>
-      <w:pPr>
-        <w:pBdr>
-          <w:left w:val="single" w:color="B8860B" w:sz="12" w:space="8"/>
-        </w:pBdr>
-        <w:spacing w:after="200" w:before="100"/>
-        <w:ind w:left="360"/>
-      </w:pPr>
-      <w:r>
-        <w:rPr>
-          <w:b/>
-          <w:bCs/>
-        </w:rPr>
-        <w:t xml:space="preserve">Objašnjenje: </w:t>
-      </w:r>
-      <w:r>
-        <w:t xml:space="preserve">Prvo hrvatskoćirilično tiskano izdanje: </w:t>
-      </w:r>
-      <w:r>
-        <w:rPr>
-          <w:b/>
-          <w:bCs/>
-        </w:rPr>
-        <w:t xml:space="preserve">Ofičje Blažene Djeve Marije</w:t>
-      </w:r>
-      <w:r>
-        <w:t xml:space="preserve">, Venecija 1512.</w:t>
-      </w:r>
-    </w:p>
-    <w:p>
-      <w:pPr>
-        <w:pStyle w:val="Heading2"/>
-        <w:keepNext/>
-      </w:pPr>
-      <w:r>
-        <w:t xml:space="preserve">6. </w:t>
-      </w:r>
-      <w:r>
-        <w:t xml:space="preserve">Koji je pravni spomenik iz 1440. pisan bosančicom?</w:t>
-      </w:r>
-    </w:p>
-    <w:p>
-      <w:pPr>
-        <w:keepNext/>
-        <w:spacing w:after="40"/>
-        <w:ind w:left="360"/>
-      </w:pPr>
-      <w:r>
-        <w:rPr>
-          <w:b/>
-          <w:bCs/>
-        </w:rPr>
-        <w:t xml:space="preserve">A)  </w:t>
-      </w:r>
-      <w:r>
-        <w:t xml:space="preserve">Vinodolski zakon</w:t>
-      </w:r>
-    </w:p>
-    <w:p>
-      <w:pPr>
-        <w:keepNext/>
-        <w:spacing w:after="40"/>
-        <w:ind w:left="360"/>
-      </w:pPr>
-      <w:r>
-        <w:rPr>
-          <w:b/>
-          <w:bCs/>
-          <w:color w:val="2D7A3D"/>
-        </w:rPr>
-        <w:t xml:space="preserve">B)  </w:t>
-      </w:r>
-      <w:r>
-        <w:rPr>
-          <w:b/>
-          <w:bCs/>
-          <w:color w:val="2D7A3D"/>
-        </w:rPr>
-        <w:t xml:space="preserve">Poljički statut</w:t>
-      </w:r>
-      <w:r>
-        <w:rPr>
-          <w:b/>
-          <w:bCs/>
-          <w:color w:val="2D7A3D"/>
-        </w:rPr>
-        <w:t xml:space="preserve">   ✓ (točno)</w:t>
-      </w:r>
-    </w:p>
-    <w:p>
-      <w:pPr>
-        <w:keepNext/>
-        <w:spacing w:after="40"/>
-        <w:ind w:left="360"/>
-      </w:pPr>
-      <w:r>
-        <w:rPr>
-          <w:b/>
-          <w:bCs/>
-        </w:rPr>
-        <w:t xml:space="preserve">C)  </w:t>
-      </w:r>
-      <w:r>
-        <w:t xml:space="preserve">Kulinova povelja</w:t>
-      </w:r>
-    </w:p>
-    <w:p>
-      <w:pPr>
-        <w:keepNext/>
-        <w:spacing w:after="40"/>
-        <w:ind w:left="360"/>
-      </w:pPr>
-      <w:r>
-        <w:rPr>
-          <w:b/>
-          <w:bCs/>
-        </w:rPr>
-        <w:t xml:space="preserve">D)  </w:t>
-      </w:r>
-      <w:r>
-        <w:t xml:space="preserve">Statut Dubrovnika</w:t>
-      </w:r>
-    </w:p>
-    <w:p>
-      <w:pPr>
-        <w:pBdr>
-          <w:left w:val="single" w:color="B8860B" w:sz="12" w:space="8"/>
-        </w:pBdr>
-        <w:spacing w:after="40" w:before="100"/>
-        <w:ind w:left="360"/>
-      </w:pPr>
-      <w:r>
-        <w:rPr>
-          <w:b/>
-          <w:bCs/>
-        </w:rPr>
-        <w:t xml:space="preserve">Objašnjenje: </w:t>
-      </w:r>
-      <w:r>
-        <w:rPr>
-          <w:b/>
-          <w:bCs/>
-        </w:rPr>
-        <w:t xml:space="preserve">Poljički statut</w:t>
-      </w:r>
-      <w:r>
-        <w:t xml:space="preserve"> (1440.) istaknut je pravni spomenik. Poljičani su u njemu ćirilicu nazivali </w:t>
-      </w:r>
-      <w:r>
-        <w:rPr>
-          <w:i/>
-          <w:iCs/>
-        </w:rPr>
-        <w:t xml:space="preserve">glagoljicom</w:t>
-      </w:r>
-      <w:r>
-        <w:t xml:space="preserve">.</w:t>
-      </w:r>
-    </w:p>
-    <w:p>
-      <w:pPr>
-        <w:spacing w:after="200"/>
-        <w:ind w:left="360"/>
-      </w:pPr>
-      <w:r>
-        <w:rPr>
-          <w:b/>
-          <w:bCs/>
-          <w:color w:val="555555"/>
-        </w:rPr>
-        <w:t xml:space="preserve">Slika: </w:t>
-      </w:r>
-      <w:r>
-        <w:rPr>
-          <w:i/>
-          <w:iCs/>
-          <w:color w:val="555555"/>
-        </w:rPr>
-        <w:t xml:space="preserve">Poljički statut (1440.), pravni spomenik pisan bosančicom.  [slike/poljicki-statut.jpg]</w:t>
-      </w:r>
-    </w:p>
-    <w:p>
-      <w:pPr>
-        <w:pStyle w:val="Heading2"/>
-        <w:keepNext/>
-      </w:pPr>
-      <w:r>
-        <w:t xml:space="preserve">7. </w:t>
-      </w:r>
-      <w:r>
-        <w:t xml:space="preserve">Na kojem se otoku nalaze Povaljska listina i Povaljski prag?</w:t>
-      </w:r>
-    </w:p>
-    <w:p>
-      <w:pPr>
-        <w:keepNext/>
-        <w:spacing w:after="40"/>
-        <w:ind w:left="360"/>
-      </w:pPr>
-      <w:r>
-        <w:rPr>
-          <w:b/>
-          <w:bCs/>
-        </w:rPr>
-        <w:t xml:space="preserve">A)  </w:t>
-      </w:r>
-      <w:r>
-        <w:t xml:space="preserve">Hvaru</w:t>
-      </w:r>
-    </w:p>
-    <w:p>
-      <w:pPr>
-        <w:keepNext/>
-        <w:spacing w:after="40"/>
-        <w:ind w:left="360"/>
-      </w:pPr>
-      <w:r>
-        <w:rPr>
-          <w:b/>
-          <w:bCs/>
-        </w:rPr>
-        <w:t xml:space="preserve">B)  </w:t>
-      </w:r>
-      <w:r>
-        <w:t xml:space="preserve">Korčuli</w:t>
-      </w:r>
-    </w:p>
-    <w:p>
-      <w:pPr>
-        <w:keepNext/>
-        <w:spacing w:after="40"/>
-        <w:ind w:left="360"/>
-      </w:pPr>
-      <w:r>
-        <w:rPr>
-          <w:b/>
-          <w:bCs/>
-          <w:color w:val="2D7A3D"/>
-        </w:rPr>
-        <w:t xml:space="preserve">C)  </w:t>
-      </w:r>
-      <w:r>
-        <w:rPr>
-          <w:b/>
-          <w:bCs/>
-          <w:color w:val="2D7A3D"/>
-        </w:rPr>
-        <w:t xml:space="preserve">Braču</w:t>
-      </w:r>
-      <w:r>
-        <w:rPr>
-          <w:b/>
-          <w:bCs/>
-          <w:color w:val="2D7A3D"/>
-        </w:rPr>
-        <w:t xml:space="preserve">   ✓ (točno)</w:t>
-      </w:r>
-    </w:p>
-    <w:p>
-      <w:pPr>
-        <w:keepNext/>
-        <w:spacing w:after="40"/>
-        <w:ind w:left="360"/>
-      </w:pPr>
-      <w:r>
-        <w:rPr>
-          <w:b/>
-          <w:bCs/>
-        </w:rPr>
-        <w:t xml:space="preserve">D)  </w:t>
-      </w:r>
-      <w:r>
-        <w:t xml:space="preserve">Visu</w:t>
-      </w:r>
-    </w:p>
-    <w:p>
-      <w:pPr>
-        <w:pBdr>
-          <w:left w:val="single" w:color="B8860B" w:sz="12" w:space="8"/>
-        </w:pBdr>
-        <w:spacing w:after="200" w:before="100"/>
-        <w:ind w:left="360"/>
-      </w:pPr>
-      <w:r>
-        <w:rPr>
-          <w:b/>
-          <w:bCs/>
-        </w:rPr>
-        <w:t xml:space="preserve">Objašnjenje: </w:t>
-      </w:r>
-      <w:r>
-        <w:t xml:space="preserve">Oba spomenika potječu iz Povalja na otoku </w:t>
-      </w:r>
-      <w:r>
-        <w:rPr>
-          <w:b/>
-          <w:bCs/>
-        </w:rPr>
-        <w:t xml:space="preserve">Braču</w:t>
-      </w:r>
-      <w:r>
-        <w:t xml:space="preserve">.</w:t>
-      </w:r>
-    </w:p>
-    <w:p>
-      <w:pPr>
-        <w:pStyle w:val="Heading2"/>
-        <w:keepNext/>
-      </w:pPr>
-      <w:r>
-        <w:t xml:space="preserve">8. </w:t>
-      </w:r>
-      <w:r>
-        <w:t xml:space="preserve">Tko je autor </w:t>
-      </w:r>
-      <w:r>
-        <w:rPr>
-          <w:i/>
-          <w:iCs/>
-        </w:rPr>
-        <w:t xml:space="preserve">Nauka karstianskoga</w:t>
-      </w:r>
-      <w:r>
-        <w:t xml:space="preserve"> (1611.)?</w:t>
-      </w:r>
-    </w:p>
-    <w:p>
-      <w:pPr>
-        <w:keepNext/>
-        <w:spacing w:after="40"/>
-        <w:ind w:left="360"/>
-      </w:pPr>
-      <w:r>
-        <w:rPr>
-          <w:b/>
-          <w:bCs/>
-        </w:rPr>
-        <w:t xml:space="preserve">A)  </w:t>
-      </w:r>
-      <w:r>
-        <w:t xml:space="preserve">Ivan Bandulavić</w:t>
-      </w:r>
-    </w:p>
-    <w:p>
-      <w:pPr>
-        <w:keepNext/>
-        <w:spacing w:after="40"/>
-        <w:ind w:left="360"/>
-      </w:pPr>
-      <w:r>
-        <w:rPr>
-          <w:b/>
-          <w:bCs/>
-        </w:rPr>
-        <w:t xml:space="preserve">B)  </w:t>
-      </w:r>
-      <w:r>
-        <w:t xml:space="preserve">Pavao Posilović</w:t>
-      </w:r>
-    </w:p>
-    <w:p>
-      <w:pPr>
-        <w:keepNext/>
-        <w:spacing w:after="40"/>
-        <w:ind w:left="360"/>
-      </w:pPr>
-      <w:r>
-        <w:rPr>
-          <w:b/>
-          <w:bCs/>
-          <w:color w:val="2D7A3D"/>
-        </w:rPr>
-        <w:t xml:space="preserve">C)  </w:t>
-      </w:r>
-      <w:r>
-        <w:rPr>
-          <w:b/>
-          <w:bCs/>
-          <w:color w:val="2D7A3D"/>
-        </w:rPr>
-        <w:t xml:space="preserve">Matija Divković</w:t>
-      </w:r>
-      <w:r>
-        <w:rPr>
-          <w:b/>
-          <w:bCs/>
-          <w:color w:val="2D7A3D"/>
-        </w:rPr>
-        <w:t xml:space="preserve">   ✓ (točno)</w:t>
-      </w:r>
-    </w:p>
-    <w:p>
-      <w:pPr>
-        <w:keepNext/>
-        <w:spacing w:after="40"/>
-        <w:ind w:left="360"/>
-      </w:pPr>
-      <w:r>
-        <w:rPr>
-          <w:b/>
-          <w:bCs/>
-        </w:rPr>
-        <w:t xml:space="preserve">D)  </w:t>
-      </w:r>
-      <w:r>
-        <w:t xml:space="preserve">Franjo Rački</w:t>
-      </w:r>
-    </w:p>
-    <w:p>
-      <w:pPr>
-        <w:pBdr>
-          <w:left w:val="single" w:color="B8860B" w:sz="12" w:space="8"/>
-        </w:pBdr>
-        <w:spacing w:after="40" w:before="100"/>
-        <w:ind w:left="360"/>
-      </w:pPr>
-      <w:r>
-        <w:rPr>
-          <w:b/>
-          <w:bCs/>
-        </w:rPr>
-        <w:t xml:space="preserve">Objašnjenje: </w:t>
-      </w:r>
-      <w:r>
-        <w:rPr>
-          <w:b/>
-          <w:bCs/>
-        </w:rPr>
-        <w:t xml:space="preserve">Matija Divković</w:t>
-      </w:r>
-      <w:r>
-        <w:t xml:space="preserve">, bosanski franjevac, autor je </w:t>
-      </w:r>
-      <w:r>
-        <w:rPr>
-          <w:i/>
-          <w:iCs/>
-        </w:rPr>
-        <w:t xml:space="preserve">Nauka karstianskoga za narod slovinski</w:t>
-      </w:r>
-      <w:r>
-        <w:t xml:space="preserve"> (Venecija, 1611.).</w:t>
-      </w:r>
-    </w:p>
-    <w:p>
-      <w:pPr>
-        <w:spacing w:after="200"/>
-        <w:ind w:left="360"/>
-      </w:pPr>
-      <w:r>
-        <w:rPr>
-          <w:b/>
-          <w:bCs/>
-          <w:color w:val="555555"/>
-        </w:rPr>
-        <w:t xml:space="preserve">Slika: </w:t>
-      </w:r>
-      <w:r>
-        <w:rPr>
-          <w:i/>
-          <w:iCs/>
-          <w:color w:val="555555"/>
-        </w:rPr>
-        <w:t xml:space="preserve">Naslovnica Nauka karstianskoga Matije Divkovića (1611.), tiskanog bosančicom.  [slike/divkovic-nauk-krstjanski.jpg]</w:t>
-      </w:r>
-    </w:p>
-    <w:p>
-      <w:pPr>
-        <w:pStyle w:val="Heading2"/>
-        <w:keepNext/>
-      </w:pPr>
-      <w:r>
-        <w:t xml:space="preserve">9. </w:t>
-      </w:r>
-      <w:r>
-        <w:t xml:space="preserve">Na kojem se glagoljskom spomeniku nalaze i ćirilična slova?</w:t>
-      </w:r>
-    </w:p>
-    <w:p>
-      <w:pPr>
-        <w:keepNext/>
-        <w:spacing w:after="40"/>
-        <w:ind w:left="360"/>
-      </w:pPr>
-      <w:r>
-        <w:rPr>
-          <w:b/>
-          <w:bCs/>
-          <w:color w:val="2D7A3D"/>
-        </w:rPr>
-        <w:t xml:space="preserve">A)  </w:t>
-      </w:r>
-      <w:r>
-        <w:rPr>
-          <w:b/>
-          <w:bCs/>
-          <w:color w:val="2D7A3D"/>
-        </w:rPr>
-        <w:t xml:space="preserve">Bašćanska ploča</w:t>
-      </w:r>
-      <w:r>
-        <w:rPr>
-          <w:b/>
-          <w:bCs/>
-          <w:color w:val="2D7A3D"/>
-        </w:rPr>
-        <w:t xml:space="preserve">   ✓ (točno)</w:t>
-      </w:r>
-    </w:p>
-    <w:p>
-      <w:pPr>
-        <w:keepNext/>
-        <w:spacing w:after="40"/>
-        <w:ind w:left="360"/>
-      </w:pPr>
-      <w:r>
-        <w:rPr>
-          <w:b/>
-          <w:bCs/>
-        </w:rPr>
-        <w:t xml:space="preserve">B)  </w:t>
-      </w:r>
-      <w:r>
-        <w:t xml:space="preserve">Povaljski prag</w:t>
-      </w:r>
-    </w:p>
-    <w:p>
-      <w:pPr>
-        <w:keepNext/>
-        <w:spacing w:after="40"/>
-        <w:ind w:left="360"/>
-      </w:pPr>
-      <w:r>
-        <w:rPr>
-          <w:b/>
-          <w:bCs/>
-        </w:rPr>
-        <w:t xml:space="preserve">C)  </w:t>
-      </w:r>
-      <w:r>
-        <w:t xml:space="preserve">Humačka ploča</w:t>
-      </w:r>
-    </w:p>
-    <w:p>
-      <w:pPr>
-        <w:keepNext/>
-        <w:spacing w:after="40"/>
-        <w:ind w:left="360"/>
-      </w:pPr>
-      <w:r>
-        <w:rPr>
-          <w:b/>
-          <w:bCs/>
-        </w:rPr>
-        <w:t xml:space="preserve">D)  </w:t>
-      </w:r>
-      <w:r>
-        <w:t xml:space="preserve">Povaljska listina</w:t>
-      </w:r>
-    </w:p>
-    <w:p>
-      <w:pPr>
-        <w:pBdr>
-          <w:left w:val="single" w:color="B8860B" w:sz="12" w:space="8"/>
-        </w:pBdr>
-        <w:spacing w:after="40" w:before="100"/>
-        <w:ind w:left="360"/>
-      </w:pPr>
-      <w:r>
-        <w:rPr>
-          <w:b/>
-          <w:bCs/>
-        </w:rPr>
-        <w:t xml:space="preserve">Objašnjenje: </w:t>
-      </w:r>
-      <w:r>
-        <w:t xml:space="preserve">Na glagoljskoj </w:t>
-      </w:r>
-      <w:r>
-        <w:rPr>
-          <w:b/>
-          <w:bCs/>
-        </w:rPr>
-        <w:t xml:space="preserve">Bašćanskoj ploči</w:t>
-      </w:r>
-      <w:r>
-        <w:t xml:space="preserve"> (~1100.) pojavljuju se i ćirilična slova. Rani suživot dvaju pisama na hrvatskome tlu.</w:t>
-      </w:r>
-    </w:p>
-    <w:p>
-      <w:pPr>
-        <w:spacing w:after="200"/>
-        <w:ind w:left="360"/>
-      </w:pPr>
-      <w:r>
-        <w:rPr>
-          <w:b/>
-          <w:bCs/>
-          <w:color w:val="555555"/>
-        </w:rPr>
-        <w:t xml:space="preserve">Slika: </w:t>
-      </w:r>
-      <w:r>
-        <w:rPr>
-          <w:i/>
-          <w:iCs/>
-          <w:color w:val="555555"/>
-        </w:rPr>
-        <w:t xml:space="preserve">Bašćanska ploča (~1100.), najpoznatiji glagoljski natpis na kojem se javljaju i ćirilična slova.  [slike/bascanska-ploca.png]</w:t>
-      </w:r>
-    </w:p>
-    <w:p>
-      <w:pPr>
-        <w:pStyle w:val="Heading2"/>
-        <w:keepNext/>
-      </w:pPr>
-      <w:r>
-        <w:t xml:space="preserve">10. </w:t>
-      </w:r>
-      <w:r>
-        <w:t xml:space="preserve">Koji dokument svjedoči o postojanju dubrovačke slavenske kancelarije već krajem 12. stoljeća?</w:t>
-      </w:r>
-    </w:p>
-    <w:p>
-      <w:pPr>
-        <w:keepNext/>
-        <w:spacing w:after="40"/>
-        <w:ind w:left="360"/>
-      </w:pPr>
-      <w:r>
-        <w:rPr>
-          <w:b/>
-          <w:bCs/>
-        </w:rPr>
-        <w:t xml:space="preserve">A)  </w:t>
-      </w:r>
-      <w:r>
-        <w:t xml:space="preserve">Poljički statut</w:t>
-      </w:r>
-    </w:p>
-    <w:p>
-      <w:pPr>
-        <w:keepNext/>
-        <w:spacing w:after="40"/>
-        <w:ind w:left="360"/>
-      </w:pPr>
-      <w:r>
-        <w:rPr>
-          <w:b/>
-          <w:bCs/>
-        </w:rPr>
-        <w:t xml:space="preserve">B)  </w:t>
-      </w:r>
-      <w:r>
-        <w:t xml:space="preserve">Libro od mnozijeh razloga</w:t>
-      </w:r>
-    </w:p>
-    <w:p>
-      <w:pPr>
-        <w:keepNext/>
-        <w:spacing w:after="40"/>
-        <w:ind w:left="360"/>
-      </w:pPr>
-      <w:r>
-        <w:rPr>
-          <w:b/>
-          <w:bCs/>
-          <w:color w:val="2D7A3D"/>
-        </w:rPr>
-        <w:t xml:space="preserve">C)  </w:t>
-      </w:r>
-      <w:r>
-        <w:rPr>
-          <w:b/>
-          <w:bCs/>
-          <w:color w:val="2D7A3D"/>
-        </w:rPr>
-        <w:t xml:space="preserve">Povelja Kulina bana</w:t>
-      </w:r>
-      <w:r>
-        <w:rPr>
-          <w:b/>
-          <w:bCs/>
-          <w:color w:val="2D7A3D"/>
-        </w:rPr>
-        <w:t xml:space="preserve">   ✓ (točno)</w:t>
-      </w:r>
-    </w:p>
-    <w:p>
-      <w:pPr>
-        <w:keepNext/>
-        <w:spacing w:after="40"/>
-        <w:ind w:left="360"/>
-      </w:pPr>
-      <w:r>
-        <w:rPr>
-          <w:b/>
-          <w:bCs/>
-        </w:rPr>
-        <w:t xml:space="preserve">D)  </w:t>
-      </w:r>
-      <w:r>
-        <w:t xml:space="preserve">Hvalov zbornik</w:t>
-      </w:r>
-    </w:p>
-    <w:p>
-      <w:pPr>
-        <w:pBdr>
-          <w:left w:val="single" w:color="B8860B" w:sz="12" w:space="8"/>
-        </w:pBdr>
-        <w:spacing w:after="40" w:before="100"/>
-        <w:ind w:left="360"/>
-      </w:pPr>
-      <w:r>
-        <w:rPr>
-          <w:b/>
-          <w:bCs/>
-        </w:rPr>
-        <w:t xml:space="preserve">Objašnjenje: </w:t>
-      </w:r>
-      <w:r>
-        <w:rPr>
-          <w:b/>
-          <w:bCs/>
-        </w:rPr>
-        <w:t xml:space="preserve">Povelja Kulina bana</w:t>
-      </w:r>
-      <w:r>
-        <w:t xml:space="preserve"> (1189.) svjedoči o postojanju dubrovačke slavenske kancelarije krajem 12. stoljeća. Dubrovnik će kasnije sačuvati najveći broj ćiriličnih spisa na Balkanu.</w:t>
-      </w:r>
-    </w:p>
-    <w:p>
-      <w:pPr>
-        <w:spacing w:after="200"/>
-        <w:ind w:left="360"/>
-      </w:pPr>
-      <w:r>
-        <w:rPr>
-          <w:b/>
-          <w:bCs/>
-          <w:color w:val="555555"/>
-        </w:rPr>
-        <w:t xml:space="preserve">Slika: </w:t>
-      </w:r>
-      <w:r>
-        <w:rPr>
-          <w:i/>
-          <w:iCs/>
-          <w:color w:val="555555"/>
-        </w:rPr>
-        <w:t xml:space="preserve">Povelja Kulina bana (1189.) svjedoči o postojanju dubrovačke slavenske kancelarije već krajem 12. st.  [slike/povelja-kulina-bana.jpg]</w:t>
-      </w:r>
-    </w:p>
-    <w:p>
-      <w:pPr>
-        <w:pStyle w:val="Heading2"/>
-        <w:keepNext/>
-      </w:pPr>
-      <w:r>
-        <w:t xml:space="preserve">11. </w:t>
-      </w:r>
-      <w:r>
-        <w:t xml:space="preserve">Gdje je pronađen Natpis popa Tjehodraga?</w:t>
-      </w:r>
-    </w:p>
-    <w:p>
-      <w:pPr>
-        <w:keepNext/>
-        <w:spacing w:after="40"/>
-        <w:ind w:left="360"/>
-      </w:pPr>
-      <w:r>
-        <w:rPr>
-          <w:b/>
-          <w:bCs/>
-        </w:rPr>
-        <w:t xml:space="preserve">A)  </w:t>
-      </w:r>
-      <w:r>
-        <w:t xml:space="preserve">u Humcu u Hercegovini</w:t>
-      </w:r>
-    </w:p>
-    <w:p>
-      <w:pPr>
-        <w:keepNext/>
-        <w:spacing w:after="40"/>
-        <w:ind w:left="360"/>
-      </w:pPr>
-      <w:r>
-        <w:rPr>
-          <w:b/>
-          <w:bCs/>
-          <w:color w:val="2D7A3D"/>
-        </w:rPr>
-        <w:t xml:space="preserve">B)  </w:t>
-      </w:r>
-      <w:r>
-        <w:rPr>
-          <w:b/>
-          <w:bCs/>
-          <w:color w:val="2D7A3D"/>
-        </w:rPr>
-        <w:t xml:space="preserve">u Lištanima u Livanjskome polju</w:t>
-      </w:r>
-      <w:r>
-        <w:rPr>
-          <w:b/>
-          <w:bCs/>
-          <w:color w:val="2D7A3D"/>
-        </w:rPr>
-        <w:t xml:space="preserve">   ✓ (točno)</w:t>
-      </w:r>
-    </w:p>
-    <w:p>
-      <w:pPr>
-        <w:keepNext/>
-        <w:spacing w:after="40"/>
-        <w:ind w:left="360"/>
-      </w:pPr>
-      <w:r>
-        <w:rPr>
-          <w:b/>
-          <w:bCs/>
-        </w:rPr>
-        <w:t xml:space="preserve">C)  </w:t>
-      </w:r>
-      <w:r>
-        <w:t xml:space="preserve">u Povljima na Braču</w:t>
-      </w:r>
-    </w:p>
-    <w:p>
-      <w:pPr>
-        <w:keepNext/>
-        <w:spacing w:after="40"/>
-        <w:ind w:left="360"/>
-      </w:pPr>
-      <w:r>
-        <w:rPr>
-          <w:b/>
-          <w:bCs/>
-        </w:rPr>
-        <w:t xml:space="preserve">D)  </w:t>
-      </w:r>
-      <w:r>
-        <w:t xml:space="preserve">u Priku kraj Omiša</w:t>
-      </w:r>
-    </w:p>
-    <w:p>
-      <w:pPr>
-        <w:pBdr>
-          <w:left w:val="single" w:color="B8860B" w:sz="12" w:space="8"/>
-        </w:pBdr>
-        <w:spacing w:after="200" w:before="100"/>
-        <w:ind w:left="360"/>
-      </w:pPr>
-      <w:r>
-        <w:rPr>
-          <w:b/>
-          <w:bCs/>
-        </w:rPr>
-        <w:t xml:space="preserve">Objašnjenje: </w:t>
-      </w:r>
-      <w:r>
-        <w:rPr>
-          <w:b/>
-          <w:bCs/>
-        </w:rPr>
-        <w:t xml:space="preserve">Natpis popa Tjehodraga</w:t>
-      </w:r>
-      <w:r>
-        <w:t xml:space="preserve"> pronađen je 2003. na lokalitetu Podvornice u Lištanima (Livanjsko polje). Jedan je od najstarijih natpisa pisanih hrvatskom ćirilicom i donosi spomen najstarijega imenom poznatoga popa glagoljaša (Paskojević 2024).</w:t>
-      </w:r>
-    </w:p>
-    <w:p>
-      <w:pPr>
-        <w:pStyle w:val="Heading2"/>
-        <w:keepNext/>
-      </w:pPr>
-      <w:r>
-        <w:t xml:space="preserve">12. </w:t>
-      </w:r>
-      <w:r>
-        <w:t xml:space="preserve">Što je Humačka ploča?</w:t>
-      </w:r>
-    </w:p>
-    <w:p>
-      <w:pPr>
-        <w:keepNext/>
-        <w:spacing w:after="40"/>
-        <w:ind w:left="360"/>
-      </w:pPr>
-      <w:r>
-        <w:rPr>
-          <w:b/>
-          <w:bCs/>
-        </w:rPr>
-        <w:t xml:space="preserve">A)  </w:t>
-      </w:r>
-      <w:r>
-        <w:t xml:space="preserve">nadgrobni natpis na stećku</w:t>
-      </w:r>
-    </w:p>
-    <w:p>
-      <w:pPr>
-        <w:keepNext/>
-        <w:spacing w:after="40"/>
-        <w:ind w:left="360"/>
-      </w:pPr>
-      <w:r>
-        <w:rPr>
-          <w:b/>
-          <w:bCs/>
-          <w:color w:val="2D7A3D"/>
-        </w:rPr>
-        <w:t xml:space="preserve">B)  </w:t>
-      </w:r>
-      <w:r>
-        <w:rPr>
-          <w:b/>
-          <w:bCs/>
-          <w:color w:val="2D7A3D"/>
-        </w:rPr>
-        <w:t xml:space="preserve">spiralno ispisani ćirilični natpis s glagoljičnim slovima</w:t>
-      </w:r>
-      <w:r>
-        <w:rPr>
-          <w:b/>
-          <w:bCs/>
-          <w:color w:val="2D7A3D"/>
-        </w:rPr>
-        <w:t xml:space="preserve">   ✓ (točno)</w:t>
-      </w:r>
-    </w:p>
-    <w:p>
-      <w:pPr>
-        <w:keepNext/>
-        <w:spacing w:after="40"/>
-        <w:ind w:left="360"/>
-      </w:pPr>
-      <w:r>
-        <w:rPr>
-          <w:b/>
-          <w:bCs/>
-        </w:rPr>
-        <w:t xml:space="preserve">C)  </w:t>
-      </w:r>
-      <w:r>
-        <w:t xml:space="preserve">latinski natpis iz 9. stoljeća</w:t>
-      </w:r>
-    </w:p>
-    <w:p>
-      <w:pPr>
-        <w:keepNext/>
-        <w:spacing w:after="40"/>
-        <w:ind w:left="360"/>
-      </w:pPr>
-      <w:r>
-        <w:rPr>
-          <w:b/>
-          <w:bCs/>
-        </w:rPr>
-        <w:t xml:space="preserve">D)  </w:t>
-      </w:r>
-      <w:r>
-        <w:t xml:space="preserve">glagoljski molitvenik</w:t>
-      </w:r>
-    </w:p>
-    <w:p>
-      <w:pPr>
-        <w:pBdr>
-          <w:left w:val="single" w:color="B8860B" w:sz="12" w:space="8"/>
-        </w:pBdr>
-        <w:spacing w:after="200" w:before="100"/>
-        <w:ind w:left="360"/>
-      </w:pPr>
-      <w:r>
-        <w:rPr>
-          <w:b/>
-          <w:bCs/>
-        </w:rPr>
-        <w:t xml:space="preserve">Objašnjenje: </w:t>
-      </w:r>
-      <w:r>
-        <w:rPr>
-          <w:b/>
-          <w:bCs/>
-        </w:rPr>
-        <w:t xml:space="preserve">Humačka ploča</w:t>
-      </w:r>
-      <w:r>
-        <w:t xml:space="preserve"> (12. st.) spiralno je ispisani ćirilični natpis s nekoliko glagoljičnih slova, koji se nalazio u zidu franjevačkoga samostana u Humcu i svjedoči o zidanju crkve. Neki je smatraju najstarijim hrvatskim ćiriličnim epigrafom (Paskojević 2024).</w:t>
-      </w:r>
-    </w:p>
-    <w:p>
-      <w:pPr>
-        <w:pStyle w:val="Heading2"/>
-        <w:keepNext/>
-      </w:pPr>
-      <w:r>
-        <w:t xml:space="preserve">13. </w:t>
-      </w:r>
-      <w:r>
-        <w:t xml:space="preserve">Tko je ovjerio Povaljsku listinu (1250.)?</w:t>
-      </w:r>
-    </w:p>
-    <w:p>
-      <w:pPr>
-        <w:keepNext/>
-        <w:spacing w:after="40"/>
-        <w:ind w:left="360"/>
-      </w:pPr>
-      <w:r>
-        <w:rPr>
-          <w:b/>
-          <w:bCs/>
-          <w:color w:val="2D7A3D"/>
-        </w:rPr>
-        <w:t xml:space="preserve">A)  </w:t>
-      </w:r>
-      <w:r>
-        <w:rPr>
-          <w:b/>
-          <w:bCs/>
-          <w:color w:val="2D7A3D"/>
-        </w:rPr>
-        <w:t xml:space="preserve">hvarski notar Ivan, ujedno splitski kanonik</w:t>
-      </w:r>
-      <w:r>
-        <w:rPr>
-          <w:b/>
-          <w:bCs/>
-          <w:color w:val="2D7A3D"/>
-        </w:rPr>
-        <w:t xml:space="preserve">   ✓ (točno)</w:t>
-      </w:r>
-    </w:p>
-    <w:p>
-      <w:pPr>
-        <w:keepNext/>
-        <w:spacing w:after="40"/>
-        <w:ind w:left="360"/>
-      </w:pPr>
-      <w:r>
-        <w:rPr>
-          <w:b/>
-          <w:bCs/>
-        </w:rPr>
-        <w:t xml:space="preserve">B)  </w:t>
-      </w:r>
-      <w:r>
-        <w:t xml:space="preserve">dubrovački notar Paskal</w:t>
-      </w:r>
-    </w:p>
-    <w:p>
-      <w:pPr>
-        <w:keepNext/>
-        <w:spacing w:after="40"/>
-        <w:ind w:left="360"/>
-      </w:pPr>
-      <w:r>
-        <w:rPr>
-          <w:b/>
-          <w:bCs/>
-        </w:rPr>
-        <w:t xml:space="preserve">C)  </w:t>
-      </w:r>
-      <w:r>
-        <w:t xml:space="preserve">logotet Vladoje</w:t>
-      </w:r>
-    </w:p>
-    <w:p>
-      <w:pPr>
-        <w:keepNext/>
-        <w:spacing w:after="40"/>
-        <w:ind w:left="360"/>
-      </w:pPr>
-      <w:r>
-        <w:rPr>
-          <w:b/>
-          <w:bCs/>
-        </w:rPr>
-        <w:t xml:space="preserve">D)  </w:t>
-      </w:r>
-      <w:r>
-        <w:t xml:space="preserve">Kulinov dijak Radoje</w:t>
-      </w:r>
-    </w:p>
-    <w:p>
-      <w:pPr>
-        <w:pBdr>
-          <w:left w:val="single" w:color="B8860B" w:sz="12" w:space="8"/>
-        </w:pBdr>
-        <w:spacing w:after="200" w:before="100"/>
-        <w:ind w:left="360"/>
-      </w:pPr>
-      <w:r>
-        <w:rPr>
-          <w:b/>
-          <w:bCs/>
-        </w:rPr>
-        <w:t xml:space="preserve">Objašnjenje: </w:t>
-      </w:r>
-      <w:r>
-        <w:t xml:space="preserve">Povaljsku listinu (1. prosinca 1250.) ovjerio je </w:t>
-      </w:r>
-      <w:r>
-        <w:rPr>
-          <w:b/>
-          <w:bCs/>
-        </w:rPr>
-        <w:t xml:space="preserve">hvarski notar Ivan, ujedno splitski kanonik</w:t>
-      </w:r>
-      <w:r>
-        <w:t xml:space="preserve">. U njoj se navode potvrde samostanskoga zemljišnog posjedovanja od knezova bračkih i hvarskih (Paskojević 2024).</w:t>
-      </w:r>
-    </w:p>
-    <w:p>
-      <w:pPr>
-        <w:pStyle w:val="Heading2"/>
-        <w:keepNext/>
-      </w:pPr>
-      <w:r>
-        <w:t xml:space="preserve">14. </w:t>
-      </w:r>
-      <w:r>
-        <w:t xml:space="preserve">Što je Libro od mnozijeh razloga (1520.)?</w:t>
-      </w:r>
-    </w:p>
-    <w:p>
-      <w:pPr>
-        <w:keepNext/>
-        <w:spacing w:after="40"/>
-        <w:ind w:left="360"/>
-      </w:pPr>
-      <w:r>
-        <w:rPr>
-          <w:b/>
-          <w:bCs/>
-        </w:rPr>
-        <w:t xml:space="preserve">A)  </w:t>
-      </w:r>
-      <w:r>
-        <w:t xml:space="preserve">prva tiskana hrvatska ćirilična knjiga</w:t>
-      </w:r>
-    </w:p>
-    <w:p>
-      <w:pPr>
-        <w:keepNext/>
-        <w:spacing w:after="40"/>
-        <w:ind w:left="360"/>
-      </w:pPr>
-      <w:r>
-        <w:rPr>
-          <w:b/>
-          <w:bCs/>
-          <w:color w:val="2D7A3D"/>
-        </w:rPr>
-        <w:t xml:space="preserve">B)  </w:t>
-      </w:r>
-      <w:r>
-        <w:rPr>
-          <w:b/>
-          <w:bCs/>
-          <w:color w:val="2D7A3D"/>
-        </w:rPr>
-        <w:t xml:space="preserve">zbirka proznih tekstova s najstarijim primjerima dubrovačke književnosti</w:t>
-      </w:r>
-      <w:r>
-        <w:rPr>
-          <w:b/>
-          <w:bCs/>
-          <w:color w:val="2D7A3D"/>
-        </w:rPr>
-        <w:t xml:space="preserve">   ✓ (točno)</w:t>
-      </w:r>
-    </w:p>
-    <w:p>
-      <w:pPr>
-        <w:keepNext/>
-        <w:spacing w:after="40"/>
-        <w:ind w:left="360"/>
-      </w:pPr>
-      <w:r>
-        <w:rPr>
-          <w:b/>
-          <w:bCs/>
-        </w:rPr>
-        <w:t xml:space="preserve">C)  </w:t>
-      </w:r>
-      <w:r>
-        <w:t xml:space="preserve">pravni statut Poljičke Republike</w:t>
-      </w:r>
-    </w:p>
-    <w:p>
-      <w:pPr>
-        <w:keepNext/>
-        <w:spacing w:after="40"/>
-        <w:ind w:left="360"/>
-      </w:pPr>
-      <w:r>
-        <w:rPr>
-          <w:b/>
-          <w:bCs/>
-        </w:rPr>
-        <w:t xml:space="preserve">D)  </w:t>
-      </w:r>
-      <w:r>
-        <w:t xml:space="preserve">iluminirani rukopis za Hrvoja Vukčića</w:t>
-      </w:r>
-    </w:p>
-    <w:p>
-      <w:pPr>
-        <w:pBdr>
-          <w:left w:val="single" w:color="B8860B" w:sz="12" w:space="8"/>
-        </w:pBdr>
-        <w:spacing w:after="200" w:before="100"/>
-        <w:ind w:left="360"/>
-      </w:pPr>
-      <w:r>
-        <w:rPr>
-          <w:b/>
-          <w:bCs/>
-        </w:rPr>
-        <w:t xml:space="preserve">Objašnjenje: </w:t>
-      </w:r>
-      <w:r>
-        <w:rPr>
-          <w:b/>
-          <w:bCs/>
-        </w:rPr>
-        <w:t xml:space="preserve">Libro od mnozijeh razloga</w:t>
-      </w:r>
-      <w:r>
-        <w:t xml:space="preserve"> (1520.) zbirka je proznih tekstova koja sadržava neke od najstarijih primjera dubrovačke književnosti, s utjecajima srednjovjekovlja i renesanse te ispreplitanjem zapadnih i slavenskih utjecaja (Paskojević 2024).</w:t>
-      </w:r>
-    </w:p>
-    <w:p>
-      <w:pPr>
-        <w:pStyle w:val="Heading2"/>
-        <w:keepNext/>
-      </w:pPr>
-      <w:r>
-        <w:t xml:space="preserve">15. </w:t>
-      </w:r>
-      <w:r>
-        <w:t xml:space="preserve">Gdje se čuva pretpostavljeni izvornik Povelje Kulina bana?</w:t>
-      </w:r>
-    </w:p>
-    <w:p>
-      <w:pPr>
-        <w:keepNext/>
-        <w:spacing w:after="40"/>
-        <w:ind w:left="360"/>
-      </w:pPr>
-      <w:r>
-        <w:rPr>
-          <w:b/>
-          <w:bCs/>
-        </w:rPr>
-        <w:t xml:space="preserve">A)  </w:t>
-      </w:r>
-      <w:r>
-        <w:t xml:space="preserve">u Državnome arhivu u Dubrovniku</w:t>
-      </w:r>
-    </w:p>
-    <w:p>
-      <w:pPr>
-        <w:keepNext/>
-        <w:spacing w:after="40"/>
-        <w:ind w:left="360"/>
-      </w:pPr>
-      <w:r>
-        <w:rPr>
-          <w:b/>
-          <w:bCs/>
-          <w:color w:val="2D7A3D"/>
-        </w:rPr>
-        <w:t xml:space="preserve">B)  </w:t>
-      </w:r>
-      <w:r>
-        <w:rPr>
-          <w:b/>
-          <w:bCs/>
-          <w:color w:val="2D7A3D"/>
-        </w:rPr>
-        <w:t xml:space="preserve">u Ruskoj akademiji znanosti u Sankt Peterburgu</w:t>
-      </w:r>
-      <w:r>
-        <w:rPr>
-          <w:b/>
-          <w:bCs/>
-          <w:color w:val="2D7A3D"/>
-        </w:rPr>
-        <w:t xml:space="preserve">   ✓ (točno)</w:t>
-      </w:r>
-    </w:p>
-    <w:p>
-      <w:pPr>
-        <w:keepNext/>
-        <w:spacing w:after="40"/>
-        <w:ind w:left="360"/>
-      </w:pPr>
-      <w:r>
-        <w:rPr>
-          <w:b/>
-          <w:bCs/>
-        </w:rPr>
-        <w:t xml:space="preserve">C)  </w:t>
-      </w:r>
-      <w:r>
-        <w:t xml:space="preserve">u Nacionalnoj i sveučilišnoj knjižnici u Zagrebu</w:t>
-      </w:r>
-    </w:p>
-    <w:p>
-      <w:pPr>
-        <w:keepNext/>
-        <w:spacing w:after="40"/>
-        <w:ind w:left="360"/>
-      </w:pPr>
-      <w:r>
-        <w:rPr>
-          <w:b/>
-          <w:bCs/>
-        </w:rPr>
-        <w:t xml:space="preserve">D)  </w:t>
-      </w:r>
-      <w:r>
-        <w:t xml:space="preserve">u Arhivu Bosne i Hercegovine u Sarajevu</w:t>
-      </w:r>
-    </w:p>
-    <w:p>
-      <w:pPr>
-        <w:pBdr>
-          <w:left w:val="single" w:color="B8860B" w:sz="12" w:space="8"/>
-        </w:pBdr>
-        <w:spacing w:after="40" w:before="100"/>
-        <w:ind w:left="360"/>
-      </w:pPr>
-      <w:r>
-        <w:rPr>
-          <w:b/>
-          <w:bCs/>
-        </w:rPr>
-        <w:t xml:space="preserve">Objašnjenje: </w:t>
-      </w:r>
-      <w:r>
-        <w:t xml:space="preserve">Pretpostavljeni izvornik Povelje Kulina bana u posjedu je </w:t>
-      </w:r>
-      <w:r>
-        <w:rPr>
-          <w:b/>
-          <w:bCs/>
-        </w:rPr>
-        <w:t xml:space="preserve">Ruske akademije znanosti u Sankt Peterburgu</w:t>
-      </w:r>
-      <w:r>
-        <w:t xml:space="preserve">, gdje je dospio sredinom 19. stoljeća, dok se dva prijepisa čuvaju u Državnome arhivu u Dubrovniku (Paskojević 2024).</w:t>
-      </w:r>
-    </w:p>
-    <w:p>
-      <w:pPr>
-        <w:spacing w:after="200"/>
-        <w:ind w:left="360"/>
-      </w:pPr>
-      <w:r>
-        <w:rPr>
-          <w:b/>
-          <w:bCs/>
-          <w:color w:val="555555"/>
-        </w:rPr>
-        <w:t xml:space="preserve">Slika: </w:t>
-      </w:r>
-      <w:r>
-        <w:rPr>
-          <w:i/>
-          <w:iCs/>
-          <w:color w:val="555555"/>
-        </w:rPr>
-        <w:t xml:space="preserve">Zgrada Ruske akademije znanosti u Sankt Peterburgu (arhitekt Giacomo Quarenghi, 1783. – 1789.).  [slike/akademija-znanosti-spb.jpg]</w:t>
-      </w:r>
-    </w:p>
-    <w:p>
-      <w:pPr>
-        <w:pStyle w:val="Heading2"/>
-        <w:keepNext/>
-      </w:pPr>
-      <w:r>
-        <w:t xml:space="preserve">16. </w:t>
-      </w:r>
-      <w:r>
-        <w:t xml:space="preserve">Koji je dokument iz 1276. molba za mir omiškoga kneza Đure Kačića?</w:t>
-      </w:r>
-    </w:p>
-    <w:p>
-      <w:pPr>
-        <w:keepNext/>
-        <w:spacing w:after="40"/>
-        <w:ind w:left="360"/>
-      </w:pPr>
-      <w:r>
-        <w:rPr>
-          <w:b/>
-          <w:bCs/>
-          <w:color w:val="2D7A3D"/>
-        </w:rPr>
-        <w:t xml:space="preserve">A)  </w:t>
-      </w:r>
-      <w:r>
-        <w:rPr>
-          <w:b/>
-          <w:bCs/>
-          <w:color w:val="2D7A3D"/>
-        </w:rPr>
-        <w:t xml:space="preserve">List omiškoga kneza Đure Kačića</w:t>
-      </w:r>
-      <w:r>
-        <w:rPr>
-          <w:b/>
-          <w:bCs/>
-          <w:color w:val="2D7A3D"/>
-        </w:rPr>
-        <w:t xml:space="preserve">   ✓ (točno)</w:t>
-      </w:r>
-    </w:p>
-    <w:p>
-      <w:pPr>
-        <w:keepNext/>
-        <w:spacing w:after="40"/>
-        <w:ind w:left="360"/>
-      </w:pPr>
-      <w:r>
-        <w:rPr>
-          <w:b/>
-          <w:bCs/>
-        </w:rPr>
-        <w:t xml:space="preserve">B)  </w:t>
-      </w:r>
-      <w:r>
-        <w:t xml:space="preserve">Povelja Kulina bana</w:t>
-      </w:r>
-    </w:p>
-    <w:p>
-      <w:pPr>
-        <w:keepNext/>
-        <w:spacing w:after="40"/>
-        <w:ind w:left="360"/>
-      </w:pPr>
-      <w:r>
-        <w:rPr>
-          <w:b/>
-          <w:bCs/>
-        </w:rPr>
-        <w:t xml:space="preserve">C)  </w:t>
-      </w:r>
-      <w:r>
-        <w:t xml:space="preserve">Povaljska listina</w:t>
-      </w:r>
-    </w:p>
-    <w:p>
-      <w:pPr>
-        <w:keepNext/>
-        <w:spacing w:after="40"/>
-        <w:ind w:left="360"/>
-      </w:pPr>
-      <w:r>
-        <w:rPr>
-          <w:b/>
-          <w:bCs/>
-        </w:rPr>
-        <w:t xml:space="preserve">D)  </w:t>
-      </w:r>
-      <w:r>
-        <w:t xml:space="preserve">Poljički statut</w:t>
-      </w:r>
-    </w:p>
-    <w:p>
-      <w:pPr>
-        <w:pBdr>
-          <w:left w:val="single" w:color="B8860B" w:sz="12" w:space="8"/>
-        </w:pBdr>
-        <w:spacing w:after="200" w:before="100"/>
-        <w:ind w:left="360"/>
-      </w:pPr>
-      <w:r>
-        <w:rPr>
-          <w:b/>
-          <w:bCs/>
-        </w:rPr>
-        <w:t xml:space="preserve">Objašnjenje: </w:t>
-      </w:r>
-      <w:r>
-        <w:rPr>
-          <w:b/>
-          <w:bCs/>
-        </w:rPr>
-        <w:t xml:space="preserve">List omiškoga kneza Đure Kačića</w:t>
-      </w:r>
-      <w:r>
-        <w:t xml:space="preserve"> (1276.) na pergamentu je pisana molba za mir koju je omiški knez uputio dubrovačkoj vlasteli (Paskojević 2024).</w:t>
-      </w:r>
-    </w:p>
-    <w:p>
-      <w:pPr>
-        <w:pStyle w:val="Heading2"/>
-        <w:keepNext/>
-      </w:pPr>
-      <w:r>
-        <w:t xml:space="preserve">17. </w:t>
-      </w:r>
-      <w:r>
-        <w:t xml:space="preserve">Koja povelja iz 1481. smanjuje godišnji harač Dubrovčana na 12 500 dukata?</w:t>
-      </w:r>
-    </w:p>
-    <w:p>
-      <w:pPr>
-        <w:keepNext/>
-        <w:spacing w:after="40"/>
-        <w:ind w:left="360"/>
-      </w:pPr>
-      <w:r>
-        <w:rPr>
-          <w:b/>
-          <w:bCs/>
-        </w:rPr>
-        <w:t xml:space="preserve">A)  </w:t>
-      </w:r>
-      <w:r>
-        <w:t xml:space="preserve">Povelja sultana Mehmeda II.</w:t>
-      </w:r>
-    </w:p>
-    <w:p>
-      <w:pPr>
-        <w:keepNext/>
-        <w:spacing w:after="40"/>
-        <w:ind w:left="360"/>
-      </w:pPr>
-      <w:r>
-        <w:rPr>
-          <w:b/>
-          <w:bCs/>
-          <w:color w:val="2D7A3D"/>
-        </w:rPr>
-        <w:t xml:space="preserve">B)  </w:t>
-      </w:r>
-      <w:r>
-        <w:rPr>
-          <w:b/>
-          <w:bCs/>
-          <w:color w:val="2D7A3D"/>
-        </w:rPr>
-        <w:t xml:space="preserve">Povelja sultana Bajazita II.</w:t>
-      </w:r>
-      <w:r>
-        <w:rPr>
-          <w:b/>
-          <w:bCs/>
-          <w:color w:val="2D7A3D"/>
-        </w:rPr>
-        <w:t xml:space="preserve">   ✓ (točno)</w:t>
-      </w:r>
-    </w:p>
-    <w:p>
-      <w:pPr>
-        <w:keepNext/>
-        <w:spacing w:after="40"/>
-        <w:ind w:left="360"/>
-      </w:pPr>
-      <w:r>
-        <w:rPr>
-          <w:b/>
-          <w:bCs/>
-        </w:rPr>
-        <w:t xml:space="preserve">C)  </w:t>
-      </w:r>
-      <w:r>
-        <w:t xml:space="preserve">Povelja cara Ivana Asena II.</w:t>
-      </w:r>
-    </w:p>
-    <w:p>
-      <w:pPr>
-        <w:keepNext/>
-        <w:spacing w:after="40"/>
-        <w:ind w:left="360"/>
-      </w:pPr>
-      <w:r>
-        <w:rPr>
-          <w:b/>
-          <w:bCs/>
-        </w:rPr>
-        <w:t xml:space="preserve">D)  </w:t>
-      </w:r>
-      <w:r>
-        <w:t xml:space="preserve">Povelja kralja Matijaša Korvina</w:t>
-      </w:r>
-    </w:p>
-    <w:p>
-      <w:pPr>
-        <w:pBdr>
-          <w:left w:val="single" w:color="B8860B" w:sz="12" w:space="8"/>
-        </w:pBdr>
-        <w:spacing w:after="200" w:before="100"/>
-        <w:ind w:left="360"/>
-      </w:pPr>
-      <w:r>
-        <w:rPr>
-          <w:b/>
-          <w:bCs/>
-        </w:rPr>
-        <w:t xml:space="preserve">Objašnjenje: </w:t>
-      </w:r>
-      <w:r>
-        <w:rPr>
-          <w:b/>
-          <w:bCs/>
-        </w:rPr>
-        <w:t xml:space="preserve">Povelja sultana Bajazita II.</w:t>
-      </w:r>
-      <w:r>
-        <w:t xml:space="preserve"> (Drinopolje, 22. 11. 1481.) potvrđuje trgovačke povlastice Dubrovčanima i smanjuje im godišnji harač na 12 500 dukata (Paskojević 2024).</w:t>
-      </w:r>
-    </w:p>
-    <w:p>
-      <w:pPr>
-        <w:pStyle w:val="Heading2"/>
-        <w:keepNext/>
-      </w:pPr>
-      <w:r>
-        <w:t xml:space="preserve">18. </w:t>
-      </w:r>
-      <w:r>
-        <w:t xml:space="preserve">Koji je car poslije 1230. dao Dubrovčanima slobodu trgovine?</w:t>
-      </w:r>
-    </w:p>
-    <w:p>
-      <w:pPr>
-        <w:keepNext/>
-        <w:spacing w:after="40"/>
-        <w:ind w:left="360"/>
-      </w:pPr>
-      <w:r>
-        <w:rPr>
-          <w:b/>
-          <w:bCs/>
-          <w:color w:val="2D7A3D"/>
-        </w:rPr>
-        <w:t xml:space="preserve">A)  </w:t>
-      </w:r>
-      <w:r>
-        <w:rPr>
-          <w:b/>
-          <w:bCs/>
-          <w:color w:val="2D7A3D"/>
-        </w:rPr>
-        <w:t xml:space="preserve">Ivan Asen II.</w:t>
-      </w:r>
-      <w:r>
-        <w:rPr>
-          <w:b/>
-          <w:bCs/>
-          <w:color w:val="2D7A3D"/>
-        </w:rPr>
-        <w:t xml:space="preserve">   ✓ (točno)</w:t>
-      </w:r>
-    </w:p>
-    <w:p>
-      <w:pPr>
-        <w:keepNext/>
-        <w:spacing w:after="40"/>
-        <w:ind w:left="360"/>
-      </w:pPr>
-      <w:r>
-        <w:rPr>
-          <w:b/>
-          <w:bCs/>
-        </w:rPr>
-        <w:t xml:space="preserve">B)  </w:t>
-      </w:r>
-      <w:r>
-        <w:t xml:space="preserve">Stefan Dušan</w:t>
-      </w:r>
-    </w:p>
-    <w:p>
-      <w:pPr>
-        <w:keepNext/>
-        <w:spacing w:after="40"/>
-        <w:ind w:left="360"/>
-      </w:pPr>
-      <w:r>
-        <w:rPr>
-          <w:b/>
-          <w:bCs/>
-        </w:rPr>
-        <w:t xml:space="preserve">C)  </w:t>
-      </w:r>
-      <w:r>
-        <w:t xml:space="preserve">Mehmed II.</w:t>
-      </w:r>
-    </w:p>
-    <w:p>
-      <w:pPr>
-        <w:keepNext/>
-        <w:spacing w:after="40"/>
-        <w:ind w:left="360"/>
-      </w:pPr>
-      <w:r>
-        <w:rPr>
-          <w:b/>
-          <w:bCs/>
-        </w:rPr>
-        <w:t xml:space="preserve">D)  </w:t>
-      </w:r>
-      <w:r>
-        <w:t xml:space="preserve">Bajazit II.</w:t>
-      </w:r>
-    </w:p>
-    <w:p>
-      <w:pPr>
-        <w:pBdr>
-          <w:left w:val="single" w:color="B8860B" w:sz="12" w:space="8"/>
-        </w:pBdr>
-        <w:spacing w:after="200" w:before="100"/>
-        <w:ind w:left="360"/>
-      </w:pPr>
-      <w:r>
-        <w:rPr>
-          <w:b/>
-          <w:bCs/>
-        </w:rPr>
-        <w:t xml:space="preserve">Objašnjenje: </w:t>
-      </w:r>
-      <w:r>
-        <w:rPr>
-          <w:b/>
-          <w:bCs/>
-        </w:rPr>
-        <w:t xml:space="preserve">Car Ivan Asen II.</w:t>
-      </w:r>
-      <w:r>
-        <w:t xml:space="preserve"> (poslije 1230.) dao je Dubrovčanima slobodu trgovine; povelja se čuva u Sankt Peterburgu (Paskojević 2024).</w:t>
-      </w:r>
-    </w:p>
-    <w:p>
-      <w:pPr>
-        <w:pStyle w:val="Heading2"/>
-        <w:keepNext/>
-      </w:pPr>
-      <w:r>
-        <w:t xml:space="preserve">19. </w:t>
-      </w:r>
-      <w:r>
-        <w:t xml:space="preserve">Kojim je pismom pisan Hvalov zbornik (~1404.)?</w:t>
-      </w:r>
-    </w:p>
-    <w:p>
-      <w:pPr>
-        <w:keepNext/>
-        <w:spacing w:after="40"/>
-        <w:ind w:left="360"/>
-      </w:pPr>
-      <w:r>
-        <w:rPr>
-          <w:b/>
-          <w:bCs/>
-        </w:rPr>
-        <w:t xml:space="preserve">A)  </w:t>
-      </w:r>
-      <w:r>
-        <w:t xml:space="preserve">diplomatičkom minuskulom</w:t>
-      </w:r>
-    </w:p>
-    <w:p>
-      <w:pPr>
-        <w:keepNext/>
-        <w:spacing w:after="40"/>
-        <w:ind w:left="360"/>
-      </w:pPr>
-      <w:r>
-        <w:rPr>
-          <w:b/>
-          <w:bCs/>
-          <w:color w:val="2D7A3D"/>
-        </w:rPr>
-        <w:t xml:space="preserve">B)  </w:t>
-      </w:r>
-      <w:r>
-        <w:rPr>
-          <w:b/>
-          <w:bCs/>
-          <w:color w:val="2D7A3D"/>
-        </w:rPr>
-        <w:t xml:space="preserve">ćiriličnim ustavom</w:t>
-      </w:r>
-      <w:r>
-        <w:rPr>
-          <w:b/>
-          <w:bCs/>
-          <w:color w:val="2D7A3D"/>
-        </w:rPr>
-        <w:t xml:space="preserve">   ✓ (točno)</w:t>
-      </w:r>
-    </w:p>
-    <w:p>
-      <w:pPr>
-        <w:keepNext/>
-        <w:spacing w:after="40"/>
-        <w:ind w:left="360"/>
-      </w:pPr>
-      <w:r>
-        <w:rPr>
-          <w:b/>
-          <w:bCs/>
-        </w:rPr>
-        <w:t xml:space="preserve">C)  </w:t>
-      </w:r>
-      <w:r>
-        <w:t xml:space="preserve">glagoljičnim kurzivom</w:t>
-      </w:r>
-    </w:p>
-    <w:p>
-      <w:pPr>
-        <w:keepNext/>
-        <w:spacing w:after="40"/>
-        <w:ind w:left="360"/>
-      </w:pPr>
-      <w:r>
-        <w:rPr>
-          <w:b/>
-          <w:bCs/>
-        </w:rPr>
-        <w:t xml:space="preserve">D)  </w:t>
-      </w:r>
-      <w:r>
-        <w:t xml:space="preserve">bosaničkim brzopisom</w:t>
-      </w:r>
-    </w:p>
-    <w:p>
-      <w:pPr>
-        <w:pBdr>
-          <w:left w:val="single" w:color="B8860B" w:sz="12" w:space="8"/>
-        </w:pBdr>
-        <w:spacing w:after="200" w:before="100"/>
-        <w:ind w:left="360"/>
-      </w:pPr>
-      <w:r>
-        <w:rPr>
-          <w:b/>
-          <w:bCs/>
-        </w:rPr>
-        <w:t xml:space="preserve">Objašnjenje: </w:t>
-      </w:r>
-      <w:r>
-        <w:t xml:space="preserve">Hvalov zbornik pisan je </w:t>
-      </w:r>
-      <w:r>
-        <w:rPr>
-          <w:b/>
-          <w:bCs/>
-        </w:rPr>
-        <w:t xml:space="preserve">ćiriličnim ustavom</w:t>
-      </w:r>
-      <w:r>
-        <w:t xml:space="preserve"> i najvjerojatnije je nastao u Hrvojevoj rezidenciji u Omišu, prepisan s glagoljičnoga predloška (Paskojević 2024).</w:t>
+        <w:t xml:space="preserve">Stranica Hvalova zbornika (oko 1404.), pisanog ćiriličnim ustavom.  [slike/hvalov-zbornik.jpg]</w:t>
       </w:r>
     </w:p>
     <w:sectPr>
